--- a/vvdn/converters/dc-dc/isolated/half-bridge-converter.docx
+++ b/vvdn/converters/dc-dc/isolated/half-bridge-converter.docx
@@ -172,59 +172,2860 @@
                 <w:color w:val="2D3748"/>
                 <w:sz w:val="18"/>
               </w:rPr>
-              <w:t xml:space="preserve">                      Symmetrical Half-Bridge Converter Power Stage</w:t>
+              <w:t>========================================================================================================================</w:t>
               <w:br/>
-              <w:t xml:space="preserve">   +Vin DC ────┬─────────────────────────────┬───────────────────────────────────────────┐</w:t>
+              <w:t xml:space="preserve">     DETAILED HARDWARE SCHEMATIC: TWO-SWITCH ASYMMETRICAL/SYMMETRICAL HALF-BRIDGE CONVERTER (400V -&gt; 12V/25A, 300W)</w:t>
               <w:br/>
-              <w:t xml:space="preserve">               │                             │                                           │</w:t>
+              <w:t>========================================================================================================================</w:t>
               <w:br/>
-              <w:t xml:space="preserve">           Drain (D)                         │                                           │</w:t>
               <w:br/>
-              <w:t xml:space="preserve">           ┌───┴───┐ Q1                      │                                           │</w:t>
+              <w:t xml:space="preserve">                  +-----------------[ D_boot: DFLS1100 ]&lt;------+ +VCC_DRV (+12V)</w:t>
               <w:br/>
-              <w:t xml:space="preserve">           │  S1   │ High-Side Switch      ┌─┴─┐ C1 (Bulk Divider Cap)                  ┌┴┐</w:t>
+              <w:t xml:space="preserve">                  |                 [ 100V / 1A Schottky]      |</w:t>
               <w:br/>
-              <w:t xml:space="preserve">           └───┬───┘                       │   │ (Maintains Vin/2)                      │ │ C_in</w:t>
+              <w:t xml:space="preserve">                  |                                           [R_boot: 2.2Ω]</w:t>
               <w:br/>
-              <w:t xml:space="preserve">               │ Source (S)                └─┬─┘                                        └┬┘</w:t>
+              <w:t xml:space="preserve">                  |                                            |</w:t>
               <w:br/>
-              <w:t xml:space="preserve">               ├──────────────────┐          ├─── Virtual Neutral Point (Vin/2)          │</w:t>
+              <w:t xml:space="preserve">                  |     +-----------[ C_boot: 0.1µF/50V X7R ]--+</w:t>
               <w:br/>
-              <w:t xml:space="preserve">               │                  │          │                                           │</w:t>
+              <w:t xml:space="preserve">                  |     |                                      |</w:t>
               <w:br/>
-              <w:t xml:space="preserve">           Drain (D)              ├──[ Np ]──┤                                           │</w:t>
+              <w:t xml:space="preserve">                  |     |   +---[ HIGH-VOLTAGE HALF-BRIDGE DRIVER (e.g. UCC27282) ]---+</w:t>
               <w:br/>
-              <w:t xml:space="preserve">           ┌───┴───┐ Q2           │    ││    │                                           │</w:t>
+              <w:t xml:space="preserve">                  |     |   |                                                         |</w:t>
               <w:br/>
-              <w:t xml:space="preserve">           │  S2   │ Low-Side     │    ││  ┌─┴─┐ C2 (Bulk Divider Cap)                  │</w:t>
+              <w:t xml:space="preserve">                  +--------&gt;| BOOT      [HO] Pin 8 ----[ R_g1: 4.7Ω ]----+             |</w:t>
               <w:br/>
-              <w:t xml:space="preserve">           └───┬───┘ Switch       │    ││  │   │ (Maintains Vin/2)                      │</w:t>
+              <w:t xml:space="preserve">                        |   |                                            |             |</w:t>
               <w:br/>
-              <w:t xml:space="preserve">               │ Source (S)       │    ││  └─┬─┘                                         │</w:t>
+              <w:t xml:space="preserve">                        +--&gt;| PHASE/HB  [LO] Pin 5 ----[ R_g2: 4.7Ω ]--+ |             |</w:t>
               <w:br/>
-              <w:t xml:space="preserve">   GND_PRI ────┴──────────────────┼────┼─────┴───────────────────────────────────────────┴─── GND_PRI</w:t>
+              <w:t xml:space="preserve">                            |                                          | |             |</w:t>
               <w:br/>
-              <w:t xml:space="preserve">                                  │    ││</w:t>
+              <w:t xml:space="preserve">          PWM_IN ----------&gt;| IN_HS/IN_LS    [VCC] Pin 2 &lt;--- +12V     | |             |</w:t>
               <w:br/>
-              <w:t xml:space="preserve">   ============================== │ == │ ================== ISOLATION BARRIER ==================</w:t>
+              <w:t xml:space="preserve">                            | COM/GND_PRI    [COM] Pin 4 ---&gt; GND_PRI  | |             |</w:t>
               <w:br/>
-              <w:t xml:space="preserve">                                  │    ││</w:t>
+              <w:t xml:space="preserve">                            +------------------------------------------|-|-------------+</w:t>
               <w:br/>
-              <w:t xml:space="preserve">                                  │    ││ Secondary Center-Tap</w:t>
+              <w:t xml:space="preserve">                                                                       | |</w:t>
               <w:br/>
-              <w:t xml:space="preserve">                                  │    └───[ Ns1 ]───[&gt;|] D1 ──┬───[ Inductor Lo ]──┬───&gt; +Vout</w:t>
+              <w:t xml:space="preserve">    +V_BUS (+400V DC High-Voltage Rail) ──────┬────────────────────────|─|─────────────┬────────────────┐</w:t>
               <w:br/>
-              <w:t xml:space="preserve">                                  │          ││                │                    │</w:t>
+              <w:t xml:space="preserve">        │                                     │                        │ │             │                │</w:t>
               <w:br/>
-              <w:t xml:space="preserve">                                  └──────────┼─────────────────┤                   ┌┴┐</w:t>
+              <w:t xml:space="preserve">       ┌┴─────────────────┐               Drain (D)                    │ │            ┌┴┐ C1            │</w:t>
               <w:br/>
-              <w:t xml:space="preserve">                                             ││                │                   │ │ Co</w:t>
+              <w:t xml:space="preserve">       │ C_BUS_BULK       │              ┌────┴──────────┐             │ │            │ │ 2.2µF / 450V ┌┴┐ R_bleed1</w:t>
               <w:br/>
-              <w:t xml:space="preserve">                                           [ Ns2 ]───[&gt;|] D2 ──┘                   └┬┘</w:t>
+              <w:t xml:space="preserve">       │ 220µF / 450V     │              │ Q1: HS N-FET  │&lt;------------+ │            └┬┘ Poly Film    │ │ 100kΩ / 1W</w:t>
               <w:br/>
-              <w:t xml:space="preserve">                                             ││                                     │</w:t>
+              <w:t xml:space="preserve">       │ Electrolytic     │              │ IPB60R099C7   │               │             │ (Divides Vin) └┬┘</w:t>
               <w:br/>
-              <w:t xml:space="preserve">                                  GND_SEC ───┴──────────────────────────────────────┴─── GND_SEC</w:t>
+              <w:t xml:space="preserve">       └┬─────────────────┘              │ (650V, 99mΩ)  │               │             │                │</w:t>
+              <w:br/>
+              <w:t xml:space="preserve">        │                                └────┬──────────┘               │             +=== VIRTUAL NEUTRAL</w:t>
+              <w:br/>
+              <w:t xml:space="preserve">        │                               Source│                          │             |    (Maintains +200V)</w:t>
+              <w:br/>
+              <w:t xml:space="preserve">        │                                     │                          │             |</w:t>
+              <w:br/>
+              <w:t xml:space="preserve">        │                                     +=== HALF-BRIDGE MID (HB)  │             |</w:t>
+              <w:br/>
+              <w:t xml:space="preserve">        │                                     |    (Swings 0V to +400V)  │             |</w:t>
+              <w:br/>
+              <w:t xml:space="preserve">        │                                     |                          │             |</w:t>
+              <w:br/>
+              <w:t xml:space="preserve">        │                    +----------------+--[ C_b: 0.47µF / 630V ]--+             |</w:t>
+              <w:br/>
+              <w:t xml:space="preserve">        │                    |                |   DC BLOCKING CAP        |             |</w:t>
+              <w:br/>
+              <w:t xml:space="preserve">        │                    |                |   (Prevents Xfmr Sat)    |             |</w:t>
+              <w:br/>
+              <w:t xml:space="preserve">        │                    |                |                          |             |</w:t>
+              <w:br/>
+              <w:t xml:space="preserve">        │                    |                |       PRIMARY WINDING    |             |</w:t>
+              <w:br/>
+              <w:t xml:space="preserve">        │                    |                |   +---[ Np: 24T ]--------+             |</w:t>
+              <w:br/>
+              <w:t xml:space="preserve">        │                    |                |   |   * (Dot at HB)                    |</w:t>
+              <w:br/>
+              <w:t xml:space="preserve">        │                    |                |   +------------------------------------+</w:t>
+              <w:br/>
+              <w:t xml:space="preserve">        │                    |                |                                        │</w:t>
+              <w:br/>
+              <w:t xml:space="preserve">        │                    |            Drain (D)                                   ┌┴┐ C2</w:t>
+              <w:br/>
+              <w:t xml:space="preserve">        │                    |           ┌────┴──────────┐                            │ │ 2.2µF / 450V ┌┴┐ R_bleed2</w:t>
+              <w:br/>
+              <w:t xml:space="preserve">        │                    |           │ Q2: LS N-FET  │&lt;--------------+            └┬┘ Poly Film    │ │ 100kΩ / 1W</w:t>
+              <w:br/>
+              <w:t xml:space="preserve">        │                    |           │ IPB60R099C7   │ (Gate)        │             │ (Divides Vin) └┬┘</w:t>
+              <w:br/>
+              <w:t xml:space="preserve">        │                    |           └────┬──────────┘               │             │                │</w:t>
+              <w:br/>
+              <w:t xml:space="preserve">        │                    |          Source│                          │             │                │</w:t>
+              <w:br/>
+              <w:t xml:space="preserve">        │                    |                +---[ CS_PRI ]             │             │                │</w:t>
+              <w:br/>
+              <w:t xml:space="preserve">        │                    |                │                          │             │                │</w:t>
+              <w:br/>
+              <w:t xml:space="preserve">        │                    |               ┌┴┐ R_shunt: 0.10Ω / 3W     │             │                │</w:t>
+              <w:br/>
+              <w:t xml:space="preserve">        │                    |               │ │ 1% Metal Strip          │             │                │</w:t>
+              <w:br/>
+              <w:t xml:space="preserve">        │                    |               └┬┘ (Primary Current Sense) │             │                │</w:t>
+              <w:br/>
+              <w:t xml:space="preserve">        │                    |                │                          │             │                │</w:t>
+              <w:br/>
+              <w:t xml:space="preserve">    GND_PRI ─────────────────┴────────────────┴──────────────────────────┴─────────────┴────────────────┴─── GND_PRI</w:t>
+              <w:br/>
+              <w:t xml:space="preserve">        │</w:t>
+              <w:br/>
+              <w:t xml:space="preserve">       ┌┴┐ CY1: Safety Y1 Capacitor (2.2nF / 400VAC Across Galvanic Isolation Barrier)</w:t>
+              <w:br/>
+              <w:t xml:space="preserve">       └┬┘</w:t>
+              <w:br/>
+              <w:t xml:space="preserve">        │</w:t>
+              <w:br/>
+              <w:t xml:space="preserve">   ============================================= ISOLATION BARRIER =====================================================</w:t>
+              <w:br/>
+              <w:t xml:space="preserve">        │</w:t>
+              <w:br/>
+              <w:t xml:space="preserve">    GND_SEC ──────────────────────────────────+─────────────────────────────────────────────────────────┬─── GND_SEC</w:t>
+              <w:br/>
+              <w:t xml:space="preserve">        │                                     │                                                         │</w:t>
+              <w:br/>
+              <w:t xml:space="preserve">        │                          SECONDARY CENTER-TAP                                                 │</w:t>
+              <w:br/>
+              <w:t xml:space="preserve">        │                          (Ns1: 2T, Ns2: 2T)                                                   │</w:t>
+              <w:br/>
+              <w:t xml:space="preserve">        │                                     │                                                         │</w:t>
+              <w:br/>
+              <w:t xml:space="preserve">        │                       +-------------+-------------+                                           │</w:t>
+              <w:br/>
+              <w:t xml:space="preserve">        │                       |                           |                                           │</w:t>
+              <w:br/>
+              <w:t xml:space="preserve">        │                 SECONDARY WINDING 1         SECONDARY WINDING 2                               │</w:t>
+              <w:br/>
+              <w:t xml:space="preserve">        │                 (Ns1: 2T)                   (Ns2: 2T)                                         │</w:t>
+              <w:br/>
+              <w:t xml:space="preserve">        │                 * (Dot at Anode D1)         |                                                 │</w:t>
+              <w:br/>
+              <w:t xml:space="preserve">        │                       |                     * (Dot at Center-Tap)                             │</w:t>
+              <w:br/>
+              <w:t xml:space="preserve">        │                       +---[&gt;|] D1           |                                                 │</w:t>
+              <w:br/>
+              <w:t xml:space="preserve">        │                           MBR40200WT        +---[&gt;|] D2 (MBR40200WT Schottky)                 │</w:t>
+              <w:br/>
+              <w:t xml:space="preserve">        │                           [Cathode]             [Cathode]                                     │</w:t>
+              <w:br/>
+              <w:t xml:space="preserve">        │                               │                     │                                         │</w:t>
+              <w:br/>
+              <w:t xml:space="preserve">        │                               +==========+==========+=== NODE SEC_RECT                        │</w:t>
+              <w:br/>
+              <w:t xml:space="preserve">        │                                          |               (Rectified +20V AC)                  │</w:t>
+              <w:br/>
+              <w:t xml:space="preserve">        │                                          |                                                    │</w:t>
+              <w:br/>
+              <w:t xml:space="preserve">        │                                          ├──[ R_snub_sec: 3.3Ω / 2W ]                         │</w:t>
+              <w:br/>
+              <w:t xml:space="preserve">        │                                          │         │                                          │</w:t>
+              <w:br/>
+              <w:t xml:space="preserve">        │                                          │   [ C_snub_sec: 2.2nF / 100V ]                     │</w:t>
+              <w:br/>
+              <w:t xml:space="preserve">        │                                          │         │                                          │</w:t>
+              <w:br/>
+              <w:t xml:space="preserve">        │                                          │      GND_SEC                                       │</w:t>
+              <w:br/>
+              <w:t xml:space="preserve">        │                                          │                                                    │</w:t>
+              <w:br/>
+              <w:t xml:space="preserve">        │                                          +---[ Lo: 4.7µH / 30A Choke ]───+=== +VOUT (+12V/25A)│</w:t>
+              <w:br/>
+              <w:t xml:space="preserve">        │                                              Vishay IHLP-6767GZ-11       │                    │</w:t>
+              <w:br/>
+              <w:t xml:space="preserve">        │                                              (DCR = 1.2mΩ, Isat = 36A)  ┌┴──────────────────┐ │</w:t>
+              <w:br/>
+              <w:t xml:space="preserve">        │                                                                         │ COUT_BULK         │ │</w:t>
+              <w:br/>
+              <w:t xml:space="preserve">        │                                                                        ┌┴┐ 4x 470µF/25V    ┌┴┐│ COUT_CER</w:t>
+              <w:br/>
+              <w:t xml:space="preserve">        │                                                                        │ │ Poly (ESR=5mΩ)  │ ││ 6x 47µF/16V</w:t>
+              <w:br/>
+              <w:t xml:space="preserve">        │                                                                        └┬┘                 └┬┘│ X7R 1210</w:t>
+              <w:br/>
+              <w:t xml:space="preserve">        │                                                                         │                   │ │</w:t>
+              <w:br/>
+              <w:t xml:space="preserve">    GND_SEC ──────────────────────────────────────────────────────────────────────┴───────────────────┴─┴─ GND_SEC</w:t>
+            </w:r>
+          </w:p>
+        </w:tc>
+      </w:tr>
+    </w:tbl>
+    <w:p/>
+    <w:p>
+      <w:pPr>
+        <w:spacing w:before="160" w:after="80"/>
+      </w:pPr>
+      <w:r>
+        <w:rPr>
+          <w:b/>
+          <w:color w:val="4682B4"/>
+          <w:sz w:val="24"/>
+        </w:rPr>
+        <w:t>1.1 Detailed Component Connection Netlist &amp; Terminal Details:</w:t>
+      </w:r>
+    </w:p>
+    <w:tbl>
+      <w:tblPr>
+        <w:tblW w:type="auto" w:w="0"/>
+        <w:jc w:val="center"/>
+        <w:tblLook w:firstColumn="1" w:firstRow="1" w:lastColumn="0" w:lastRow="0" w:noHBand="0" w:noVBand="1" w:val="04A0"/>
+        <w:tblBorders>
+          <w:top w:val="single" w:sz="4" w:space="0" w:color="D0D7DE"/>
+          <w:left w:val="none"/>
+          <w:bottom w:val="single" w:sz="8" w:space="0" w:color="D0D7DE"/>
+          <w:right w:val="none"/>
+          <w:insideH w:val="single" w:sz="4" w:space="0" w:color="D0D7DE"/>
+          <w:insideV w:val="none"/>
+        </w:tblBorders>
+      </w:tblPr>
+      <w:tblGrid>
+        <w:gridCol w:w="1958"/>
+        <w:gridCol w:w="1958"/>
+        <w:gridCol w:w="1958"/>
+        <w:gridCol w:w="1958"/>
+        <w:gridCol w:w="1958"/>
+      </w:tblGrid>
+      <w:tr>
+        <w:tc>
+          <w:tcPr>
+            <w:tcW w:type="dxa" w:w="1958"/>
+            <w:shd w:fill="204A6E"/>
+            <w:tcMar>
+              <w:top w:w="100" w:type="dxa"/>
+              <w:bottom w:w="100" w:type="dxa"/>
+              <w:left w:w="120" w:type="dxa"/>
+              <w:right w:w="120" w:type="dxa"/>
+            </w:tcMar>
+            <w:vAlign w:val="center"/>
+          </w:tcPr>
+          <w:p>
+            <w:pPr>
+              <w:spacing w:after="0"/>
+            </w:pPr>
+            <w:r>
+              <w:rPr>
+                <w:b/>
+                <w:color w:val="FFFFFF"/>
+                <w:sz w:val="19"/>
+              </w:rPr>
+              <w:t>Net Name</w:t>
+            </w:r>
+          </w:p>
+        </w:tc>
+        <w:tc>
+          <w:tcPr>
+            <w:tcW w:type="dxa" w:w="1958"/>
+            <w:shd w:fill="204A6E"/>
+            <w:tcMar>
+              <w:top w:w="100" w:type="dxa"/>
+              <w:bottom w:w="100" w:type="dxa"/>
+              <w:left w:w="120" w:type="dxa"/>
+              <w:right w:w="120" w:type="dxa"/>
+            </w:tcMar>
+            <w:vAlign w:val="center"/>
+          </w:tcPr>
+          <w:p>
+            <w:pPr>
+              <w:spacing w:after="0"/>
+            </w:pPr>
+            <w:r>
+              <w:rPr>
+                <w:b/>
+                <w:color w:val="FFFFFF"/>
+                <w:sz w:val="19"/>
+              </w:rPr>
+              <w:t>Source (Pin / Terminal)</w:t>
+            </w:r>
+          </w:p>
+        </w:tc>
+        <w:tc>
+          <w:tcPr>
+            <w:tcW w:type="dxa" w:w="1958"/>
+            <w:shd w:fill="204A6E"/>
+            <w:tcMar>
+              <w:top w:w="100" w:type="dxa"/>
+              <w:bottom w:w="100" w:type="dxa"/>
+              <w:left w:w="120" w:type="dxa"/>
+              <w:right w:w="120" w:type="dxa"/>
+            </w:tcMar>
+            <w:vAlign w:val="center"/>
+          </w:tcPr>
+          <w:p>
+            <w:pPr>
+              <w:spacing w:after="0"/>
+            </w:pPr>
+            <w:r>
+              <w:rPr>
+                <w:b/>
+                <w:color w:val="FFFFFF"/>
+                <w:sz w:val="19"/>
+              </w:rPr>
+              <w:t>Destination (Pin / Terminal)</w:t>
+            </w:r>
+          </w:p>
+        </w:tc>
+        <w:tc>
+          <w:tcPr>
+            <w:tcW w:type="dxa" w:w="1958"/>
+            <w:shd w:fill="204A6E"/>
+            <w:tcMar>
+              <w:top w:w="100" w:type="dxa"/>
+              <w:bottom w:w="100" w:type="dxa"/>
+              <w:left w:w="120" w:type="dxa"/>
+              <w:right w:w="120" w:type="dxa"/>
+            </w:tcMar>
+            <w:vAlign w:val="center"/>
+          </w:tcPr>
+          <w:p>
+            <w:pPr>
+              <w:spacing w:after="0"/>
+            </w:pPr>
+            <w:r>
+              <w:rPr>
+                <w:b/>
+                <w:color w:val="FFFFFF"/>
+                <w:sz w:val="19"/>
+              </w:rPr>
+              <w:t>Electrical Function</w:t>
+            </w:r>
+          </w:p>
+        </w:tc>
+        <w:tc>
+          <w:tcPr>
+            <w:tcW w:type="dxa" w:w="1958"/>
+            <w:shd w:fill="204A6E"/>
+            <w:tcMar>
+              <w:top w:w="100" w:type="dxa"/>
+              <w:bottom w:w="100" w:type="dxa"/>
+              <w:left w:w="120" w:type="dxa"/>
+              <w:right w:w="120" w:type="dxa"/>
+            </w:tcMar>
+            <w:vAlign w:val="center"/>
+          </w:tcPr>
+          <w:p>
+            <w:pPr>
+              <w:spacing w:after="0"/>
+            </w:pPr>
+            <w:r>
+              <w:rPr>
+                <w:b/>
+                <w:color w:val="FFFFFF"/>
+                <w:sz w:val="19"/>
+              </w:rPr>
+              <w:t>Hardware Engineering Notes</w:t>
+            </w:r>
+          </w:p>
+        </w:tc>
+      </w:tr>
+      <w:tr>
+        <w:tc>
+          <w:tcPr>
+            <w:tcW w:type="dxa" w:w="1958"/>
+            <w:tcMar>
+              <w:top w:w="80" w:type="dxa"/>
+              <w:bottom w:w="80" w:type="dxa"/>
+              <w:left w:w="120" w:type="dxa"/>
+              <w:right w:w="120" w:type="dxa"/>
+            </w:tcMar>
+            <w:vAlign w:val="center"/>
+          </w:tcPr>
+          <w:p>
+            <w:pPr>
+              <w:spacing w:after="0"/>
+            </w:pPr>
+            <w:r>
+              <w:rPr>
+                <w:b/>
+                <w:color w:val="282C34"/>
+                <w:sz w:val="18"/>
+              </w:rPr>
+              <w:t>+V_BUS</w:t>
+            </w:r>
+          </w:p>
+        </w:tc>
+        <w:tc>
+          <w:tcPr>
+            <w:tcW w:type="dxa" w:w="1958"/>
+            <w:tcMar>
+              <w:top w:w="80" w:type="dxa"/>
+              <w:bottom w:w="80" w:type="dxa"/>
+              <w:left w:w="120" w:type="dxa"/>
+              <w:right w:w="120" w:type="dxa"/>
+            </w:tcMar>
+            <w:vAlign w:val="center"/>
+          </w:tcPr>
+          <w:p>
+            <w:pPr>
+              <w:spacing w:after="0"/>
+            </w:pPr>
+            <w:r>
+              <w:rPr>
+                <w:color w:val="282C34"/>
+                <w:sz w:val="18"/>
+              </w:rPr>
+              <w:t>PFC Output (+400V)</w:t>
+            </w:r>
+          </w:p>
+        </w:tc>
+        <w:tc>
+          <w:tcPr>
+            <w:tcW w:type="dxa" w:w="1958"/>
+            <w:tcMar>
+              <w:top w:w="80" w:type="dxa"/>
+              <w:bottom w:w="80" w:type="dxa"/>
+              <w:left w:w="120" w:type="dxa"/>
+              <w:right w:w="120" w:type="dxa"/>
+            </w:tcMar>
+            <w:vAlign w:val="center"/>
+          </w:tcPr>
+          <w:p>
+            <w:pPr>
+              <w:spacing w:after="0"/>
+            </w:pPr>
+            <w:r>
+              <w:rPr>
+                <w:i/>
+                <w:color w:val="145AA0"/>
+                <w:sz w:val="18"/>
+              </w:rPr>
+              <w:t>C_{bus</w:t>
+            </w:r>
+            <w:r>
+              <w:rPr>
+                <w:color w:val="282C34"/>
+                <w:sz w:val="18"/>
+              </w:rPr>
+              <w:t xml:space="preserve"> (+), </w:t>
+            </w:r>
+            <w:r>
+              <w:rPr>
+                <w:i/>
+                <w:color w:val="145AA0"/>
+                <w:sz w:val="18"/>
+              </w:rPr>
+              <w:t>Q_1</w:t>
+            </w:r>
+            <w:r>
+              <w:rPr>
+                <w:color w:val="282C34"/>
+                <w:sz w:val="18"/>
+              </w:rPr>
+              <w:t xml:space="preserve"> Drain, Divider Cap </w:t>
+            </w:r>
+            <w:r>
+              <w:rPr>
+                <w:i/>
+                <w:color w:val="145AA0"/>
+                <w:sz w:val="18"/>
+              </w:rPr>
+              <w:t>C_1</w:t>
+            </w:r>
+            <w:r>
+              <w:rPr>
+                <w:color w:val="282C34"/>
+                <w:sz w:val="18"/>
+              </w:rPr>
+              <w:t xml:space="preserve"> Pin 1</w:t>
+            </w:r>
+          </w:p>
+        </w:tc>
+        <w:tc>
+          <w:tcPr>
+            <w:tcW w:type="dxa" w:w="1958"/>
+            <w:tcMar>
+              <w:top w:w="80" w:type="dxa"/>
+              <w:bottom w:w="80" w:type="dxa"/>
+              <w:left w:w="120" w:type="dxa"/>
+              <w:right w:w="120" w:type="dxa"/>
+            </w:tcMar>
+            <w:vAlign w:val="center"/>
+          </w:tcPr>
+          <w:p>
+            <w:pPr>
+              <w:spacing w:after="0"/>
+            </w:pPr>
+            <w:r>
+              <w:rPr>
+                <w:color w:val="282C34"/>
+                <w:sz w:val="18"/>
+              </w:rPr>
+              <w:t>High-voltage stiff DC bus</w:t>
+            </w:r>
+          </w:p>
+        </w:tc>
+        <w:tc>
+          <w:tcPr>
+            <w:tcW w:type="dxa" w:w="1958"/>
+            <w:tcMar>
+              <w:top w:w="80" w:type="dxa"/>
+              <w:bottom w:w="80" w:type="dxa"/>
+              <w:left w:w="120" w:type="dxa"/>
+              <w:right w:w="120" w:type="dxa"/>
+            </w:tcMar>
+            <w:vAlign w:val="center"/>
+          </w:tcPr>
+          <w:p>
+            <w:pPr>
+              <w:spacing w:after="0"/>
+            </w:pPr>
+            <w:r>
+              <w:rPr>
+                <w:color w:val="282C34"/>
+                <w:sz w:val="18"/>
+              </w:rPr>
+              <w:t>Trace layout must respect IEC 62368-1 high-voltage creepage rules (</w:t>
+            </w:r>
+            <w:r>
+              <w:rPr>
+                <w:i/>
+                <w:color w:val="145AA0"/>
+                <w:sz w:val="18"/>
+              </w:rPr>
+              <w:t>≥ 2.5\,mm</w:t>
+            </w:r>
+            <w:r>
+              <w:rPr>
+                <w:color w:val="282C34"/>
+                <w:sz w:val="18"/>
+              </w:rPr>
+              <w:t>).</w:t>
+            </w:r>
+          </w:p>
+        </w:tc>
+      </w:tr>
+      <w:tr>
+        <w:tc>
+          <w:tcPr>
+            <w:tcW w:type="dxa" w:w="1958"/>
+            <w:shd w:fill="F4F7F9"/>
+            <w:tcMar>
+              <w:top w:w="80" w:type="dxa"/>
+              <w:bottom w:w="80" w:type="dxa"/>
+              <w:left w:w="120" w:type="dxa"/>
+              <w:right w:w="120" w:type="dxa"/>
+            </w:tcMar>
+            <w:vAlign w:val="center"/>
+          </w:tcPr>
+          <w:p>
+            <w:pPr>
+              <w:spacing w:after="0"/>
+            </w:pPr>
+            <w:r>
+              <w:rPr>
+                <w:b/>
+                <w:color w:val="282C34"/>
+                <w:sz w:val="18"/>
+              </w:rPr>
+              <w:t>HB_MID</w:t>
+            </w:r>
+          </w:p>
+        </w:tc>
+        <w:tc>
+          <w:tcPr>
+            <w:tcW w:type="dxa" w:w="1958"/>
+            <w:shd w:fill="F4F7F9"/>
+            <w:tcMar>
+              <w:top w:w="80" w:type="dxa"/>
+              <w:bottom w:w="80" w:type="dxa"/>
+              <w:left w:w="120" w:type="dxa"/>
+              <w:right w:w="120" w:type="dxa"/>
+            </w:tcMar>
+            <w:vAlign w:val="center"/>
+          </w:tcPr>
+          <w:p>
+            <w:pPr>
+              <w:spacing w:after="0"/>
+            </w:pPr>
+            <w:r>
+              <w:rPr>
+                <w:i/>
+                <w:color w:val="145AA0"/>
+                <w:sz w:val="18"/>
+              </w:rPr>
+              <w:t>Q_1</w:t>
+            </w:r>
+            <w:r>
+              <w:rPr>
+                <w:color w:val="282C34"/>
+                <w:sz w:val="18"/>
+              </w:rPr>
+              <w:t xml:space="preserve"> Source, </w:t>
+            </w:r>
+            <w:r>
+              <w:rPr>
+                <w:i/>
+                <w:color w:val="145AA0"/>
+                <w:sz w:val="18"/>
+              </w:rPr>
+              <w:t>Q_2</w:t>
+            </w:r>
+            <w:r>
+              <w:rPr>
+                <w:color w:val="282C34"/>
+                <w:sz w:val="18"/>
+              </w:rPr>
+              <w:t xml:space="preserve"> Drain</w:t>
+            </w:r>
+          </w:p>
+        </w:tc>
+        <w:tc>
+          <w:tcPr>
+            <w:tcW w:type="dxa" w:w="1958"/>
+            <w:shd w:fill="F4F7F9"/>
+            <w:tcMar>
+              <w:top w:w="80" w:type="dxa"/>
+              <w:bottom w:w="80" w:type="dxa"/>
+              <w:left w:w="120" w:type="dxa"/>
+              <w:right w:w="120" w:type="dxa"/>
+            </w:tcMar>
+            <w:vAlign w:val="center"/>
+          </w:tcPr>
+          <w:p>
+            <w:pPr>
+              <w:spacing w:after="0"/>
+            </w:pPr>
+            <w:r>
+              <w:rPr>
+                <w:color w:val="282C34"/>
+                <w:sz w:val="18"/>
+              </w:rPr>
+              <w:t xml:space="preserve">Driver PHASE (Pin 7), DC Blocking Cap </w:t>
+            </w:r>
+            <w:r>
+              <w:rPr>
+                <w:i/>
+                <w:color w:val="145AA0"/>
+                <w:sz w:val="18"/>
+              </w:rPr>
+              <w:t>C_b</w:t>
+            </w:r>
+            <w:r>
+              <w:rPr>
+                <w:color w:val="282C34"/>
+                <w:sz w:val="18"/>
+              </w:rPr>
+              <w:t xml:space="preserve"> Pin 1</w:t>
+            </w:r>
+          </w:p>
+        </w:tc>
+        <w:tc>
+          <w:tcPr>
+            <w:tcW w:type="dxa" w:w="1958"/>
+            <w:shd w:fill="F4F7F9"/>
+            <w:tcMar>
+              <w:top w:w="80" w:type="dxa"/>
+              <w:bottom w:w="80" w:type="dxa"/>
+              <w:left w:w="120" w:type="dxa"/>
+              <w:right w:w="120" w:type="dxa"/>
+            </w:tcMar>
+            <w:vAlign w:val="center"/>
+          </w:tcPr>
+          <w:p>
+            <w:pPr>
+              <w:spacing w:after="0"/>
+            </w:pPr>
+            <w:r>
+              <w:rPr>
+                <w:color w:val="282C34"/>
+                <w:sz w:val="18"/>
+              </w:rPr>
+              <w:t>High-voltage half-bridge switching node</w:t>
+            </w:r>
+          </w:p>
+        </w:tc>
+        <w:tc>
+          <w:tcPr>
+            <w:tcW w:type="dxa" w:w="1958"/>
+            <w:shd w:fill="F4F7F9"/>
+            <w:tcMar>
+              <w:top w:w="80" w:type="dxa"/>
+              <w:bottom w:w="80" w:type="dxa"/>
+              <w:left w:w="120" w:type="dxa"/>
+              <w:right w:w="120" w:type="dxa"/>
+            </w:tcMar>
+            <w:vAlign w:val="center"/>
+          </w:tcPr>
+          <w:p>
+            <w:pPr>
+              <w:spacing w:after="0"/>
+            </w:pPr>
+            <w:r>
+              <w:rPr>
+                <w:color w:val="282C34"/>
+                <w:sz w:val="18"/>
+              </w:rPr>
+              <w:t xml:space="preserve">Swings between </w:t>
+            </w:r>
+            <w:r>
+              <w:rPr>
+                <w:i/>
+                <w:color w:val="145AA0"/>
+                <w:sz w:val="18"/>
+              </w:rPr>
+              <w:t>0\,V</w:t>
+            </w:r>
+            <w:r>
+              <w:rPr>
+                <w:color w:val="282C34"/>
+                <w:sz w:val="18"/>
+              </w:rPr>
+              <w:t xml:space="preserve"> and </w:t>
+            </w:r>
+            <w:r>
+              <w:rPr>
+                <w:i/>
+                <w:color w:val="145AA0"/>
+                <w:sz w:val="18"/>
+              </w:rPr>
+              <w:t>+400\,V</w:t>
+            </w:r>
+            <w:r>
+              <w:rPr>
+                <w:color w:val="282C34"/>
+                <w:sz w:val="18"/>
+              </w:rPr>
+              <w:t xml:space="preserve"> at switching frequency </w:t>
+            </w:r>
+            <w:r>
+              <w:rPr>
+                <w:i/>
+                <w:color w:val="145AA0"/>
+                <w:sz w:val="18"/>
+              </w:rPr>
+              <w:t>f_s</w:t>
+            </w:r>
+            <w:r>
+              <w:rPr>
+                <w:color w:val="282C34"/>
+                <w:sz w:val="18"/>
+              </w:rPr>
+              <w:t>; minimize copper area.</w:t>
+            </w:r>
+          </w:p>
+        </w:tc>
+      </w:tr>
+      <w:tr>
+        <w:tc>
+          <w:tcPr>
+            <w:tcW w:type="dxa" w:w="1958"/>
+            <w:tcMar>
+              <w:top w:w="80" w:type="dxa"/>
+              <w:bottom w:w="80" w:type="dxa"/>
+              <w:left w:w="120" w:type="dxa"/>
+              <w:right w:w="120" w:type="dxa"/>
+            </w:tcMar>
+            <w:vAlign w:val="center"/>
+          </w:tcPr>
+          <w:p>
+            <w:pPr>
+              <w:spacing w:after="0"/>
+            </w:pPr>
+            <w:r>
+              <w:rPr>
+                <w:b/>
+                <w:color w:val="282C34"/>
+                <w:sz w:val="18"/>
+              </w:rPr>
+              <w:t>VIRTUAL_NEUTRAL</w:t>
+            </w:r>
+          </w:p>
+        </w:tc>
+        <w:tc>
+          <w:tcPr>
+            <w:tcW w:type="dxa" w:w="1958"/>
+            <w:tcMar>
+              <w:top w:w="80" w:type="dxa"/>
+              <w:bottom w:w="80" w:type="dxa"/>
+              <w:left w:w="120" w:type="dxa"/>
+              <w:right w:w="120" w:type="dxa"/>
+            </w:tcMar>
+            <w:vAlign w:val="center"/>
+          </w:tcPr>
+          <w:p>
+            <w:pPr>
+              <w:spacing w:after="0"/>
+            </w:pPr>
+            <w:r>
+              <w:rPr>
+                <w:color w:val="282C34"/>
+                <w:sz w:val="18"/>
+              </w:rPr>
+              <w:t xml:space="preserve">Divider Caps </w:t>
+            </w:r>
+            <w:r>
+              <w:rPr>
+                <w:i/>
+                <w:color w:val="145AA0"/>
+                <w:sz w:val="18"/>
+              </w:rPr>
+              <w:t>C_1 / C_2</w:t>
+            </w:r>
+            <w:r>
+              <w:rPr>
+                <w:color w:val="282C34"/>
+                <w:sz w:val="18"/>
+              </w:rPr>
+              <w:t xml:space="preserve"> Junction</w:t>
+            </w:r>
+          </w:p>
+        </w:tc>
+        <w:tc>
+          <w:tcPr>
+            <w:tcW w:type="dxa" w:w="1958"/>
+            <w:tcMar>
+              <w:top w:w="80" w:type="dxa"/>
+              <w:bottom w:w="80" w:type="dxa"/>
+              <w:left w:w="120" w:type="dxa"/>
+              <w:right w:w="120" w:type="dxa"/>
+            </w:tcMar>
+            <w:vAlign w:val="center"/>
+          </w:tcPr>
+          <w:p>
+            <w:pPr>
+              <w:spacing w:after="0"/>
+            </w:pPr>
+            <w:r>
+              <w:rPr>
+                <w:color w:val="282C34"/>
+                <w:sz w:val="18"/>
+              </w:rPr>
+              <w:t xml:space="preserve">Transformer Primary </w:t>
+            </w:r>
+            <w:r>
+              <w:rPr>
+                <w:i/>
+                <w:color w:val="145AA0"/>
+                <w:sz w:val="18"/>
+              </w:rPr>
+              <w:t>N_p</w:t>
+            </w:r>
+            <w:r>
+              <w:rPr>
+                <w:color w:val="282C34"/>
+                <w:sz w:val="18"/>
+              </w:rPr>
+              <w:t xml:space="preserve"> Pin 2, Bleeders</w:t>
+            </w:r>
+          </w:p>
+        </w:tc>
+        <w:tc>
+          <w:tcPr>
+            <w:tcW w:type="dxa" w:w="1958"/>
+            <w:tcMar>
+              <w:top w:w="80" w:type="dxa"/>
+              <w:bottom w:w="80" w:type="dxa"/>
+              <w:left w:w="120" w:type="dxa"/>
+              <w:right w:w="120" w:type="dxa"/>
+            </w:tcMar>
+            <w:vAlign w:val="center"/>
+          </w:tcPr>
+          <w:p>
+            <w:pPr>
+              <w:spacing w:after="0"/>
+            </w:pPr>
+            <w:r>
+              <w:rPr>
+                <w:color w:val="282C34"/>
+                <w:sz w:val="18"/>
+              </w:rPr>
+              <w:t>Midpoint reference rail (</w:t>
+            </w:r>
+            <w:r>
+              <w:rPr>
+                <w:i/>
+                <w:color w:val="145AA0"/>
+                <w:sz w:val="18"/>
+              </w:rPr>
+              <w:t>V_{BUS/2 = 200\,V</w:t>
+            </w:r>
+            <w:r>
+              <w:rPr>
+                <w:color w:val="282C34"/>
+                <w:sz w:val="18"/>
+              </w:rPr>
+              <w:t>)</w:t>
+            </w:r>
+          </w:p>
+        </w:tc>
+        <w:tc>
+          <w:tcPr>
+            <w:tcW w:type="dxa" w:w="1958"/>
+            <w:tcMar>
+              <w:top w:w="80" w:type="dxa"/>
+              <w:bottom w:w="80" w:type="dxa"/>
+              <w:left w:w="120" w:type="dxa"/>
+              <w:right w:w="120" w:type="dxa"/>
+            </w:tcMar>
+            <w:vAlign w:val="center"/>
+          </w:tcPr>
+          <w:p>
+            <w:pPr>
+              <w:spacing w:after="0"/>
+            </w:pPr>
+            <w:r>
+              <w:rPr>
+                <w:color w:val="282C34"/>
+                <w:sz w:val="18"/>
+              </w:rPr>
+              <w:t xml:space="preserve">Balanced by polypropylene film capacitors </w:t>
+            </w:r>
+            <w:r>
+              <w:rPr>
+                <w:i/>
+                <w:color w:val="145AA0"/>
+                <w:sz w:val="18"/>
+              </w:rPr>
+              <w:t>C_1, C_2</w:t>
+            </w:r>
+            <w:r>
+              <w:rPr>
+                <w:color w:val="282C34"/>
+                <w:sz w:val="18"/>
+              </w:rPr>
+              <w:t>; bleeder resistors prevent DC drift.</w:t>
+            </w:r>
+          </w:p>
+        </w:tc>
+      </w:tr>
+      <w:tr>
+        <w:tc>
+          <w:tcPr>
+            <w:tcW w:type="dxa" w:w="1958"/>
+            <w:shd w:fill="F4F7F9"/>
+            <w:tcMar>
+              <w:top w:w="80" w:type="dxa"/>
+              <w:bottom w:w="80" w:type="dxa"/>
+              <w:left w:w="120" w:type="dxa"/>
+              <w:right w:w="120" w:type="dxa"/>
+            </w:tcMar>
+            <w:vAlign w:val="center"/>
+          </w:tcPr>
+          <w:p>
+            <w:pPr>
+              <w:spacing w:after="0"/>
+            </w:pPr>
+            <w:r>
+              <w:rPr>
+                <w:b/>
+                <w:color w:val="282C34"/>
+                <w:sz w:val="18"/>
+              </w:rPr>
+              <w:t>PRI_XFMR_AC</w:t>
+            </w:r>
+          </w:p>
+        </w:tc>
+        <w:tc>
+          <w:tcPr>
+            <w:tcW w:type="dxa" w:w="1958"/>
+            <w:shd w:fill="F4F7F9"/>
+            <w:tcMar>
+              <w:top w:w="80" w:type="dxa"/>
+              <w:bottom w:w="80" w:type="dxa"/>
+              <w:left w:w="120" w:type="dxa"/>
+              <w:right w:w="120" w:type="dxa"/>
+            </w:tcMar>
+            <w:vAlign w:val="center"/>
+          </w:tcPr>
+          <w:p>
+            <w:pPr>
+              <w:spacing w:after="0"/>
+            </w:pPr>
+            <w:r>
+              <w:rPr>
+                <w:color w:val="282C34"/>
+                <w:sz w:val="18"/>
+              </w:rPr>
+              <w:t xml:space="preserve">DC Blocking Cap </w:t>
+            </w:r>
+            <w:r>
+              <w:rPr>
+                <w:i/>
+                <w:color w:val="145AA0"/>
+                <w:sz w:val="18"/>
+              </w:rPr>
+              <w:t>C_b</w:t>
+            </w:r>
+            <w:r>
+              <w:rPr>
+                <w:color w:val="282C34"/>
+                <w:sz w:val="18"/>
+              </w:rPr>
+              <w:t xml:space="preserve"> Pin 2</w:t>
+            </w:r>
+          </w:p>
+        </w:tc>
+        <w:tc>
+          <w:tcPr>
+            <w:tcW w:type="dxa" w:w="1958"/>
+            <w:shd w:fill="F4F7F9"/>
+            <w:tcMar>
+              <w:top w:w="80" w:type="dxa"/>
+              <w:bottom w:w="80" w:type="dxa"/>
+              <w:left w:w="120" w:type="dxa"/>
+              <w:right w:w="120" w:type="dxa"/>
+            </w:tcMar>
+            <w:vAlign w:val="center"/>
+          </w:tcPr>
+          <w:p>
+            <w:pPr>
+              <w:spacing w:after="0"/>
+            </w:pPr>
+            <w:r>
+              <w:rPr>
+                <w:color w:val="282C34"/>
+                <w:sz w:val="18"/>
+              </w:rPr>
+              <w:t xml:space="preserve">Transformer Primary </w:t>
+            </w:r>
+            <w:r>
+              <w:rPr>
+                <w:i/>
+                <w:color w:val="145AA0"/>
+                <w:sz w:val="18"/>
+              </w:rPr>
+              <w:t>N_p</w:t>
+            </w:r>
+            <w:r>
+              <w:rPr>
+                <w:color w:val="282C34"/>
+                <w:sz w:val="18"/>
+              </w:rPr>
+              <w:t xml:space="preserve"> Pin 1</w:t>
+            </w:r>
+          </w:p>
+        </w:tc>
+        <w:tc>
+          <w:tcPr>
+            <w:tcW w:type="dxa" w:w="1958"/>
+            <w:shd w:fill="F4F7F9"/>
+            <w:tcMar>
+              <w:top w:w="80" w:type="dxa"/>
+              <w:bottom w:w="80" w:type="dxa"/>
+              <w:left w:w="120" w:type="dxa"/>
+              <w:right w:w="120" w:type="dxa"/>
+            </w:tcMar>
+            <w:vAlign w:val="center"/>
+          </w:tcPr>
+          <w:p>
+            <w:pPr>
+              <w:spacing w:after="0"/>
+            </w:pPr>
+            <w:r>
+              <w:rPr>
+                <w:color w:val="282C34"/>
+                <w:sz w:val="18"/>
+              </w:rPr>
+              <w:t>AC-coupled primary excitation</w:t>
+            </w:r>
+          </w:p>
+        </w:tc>
+        <w:tc>
+          <w:tcPr>
+            <w:tcW w:type="dxa" w:w="1958"/>
+            <w:shd w:fill="F4F7F9"/>
+            <w:tcMar>
+              <w:top w:w="80" w:type="dxa"/>
+              <w:bottom w:w="80" w:type="dxa"/>
+              <w:left w:w="120" w:type="dxa"/>
+              <w:right w:w="120" w:type="dxa"/>
+            </w:tcMar>
+            <w:vAlign w:val="center"/>
+          </w:tcPr>
+          <w:p>
+            <w:pPr>
+              <w:spacing w:after="0"/>
+            </w:pPr>
+            <w:r>
+              <w:rPr>
+                <w:color w:val="282C34"/>
+                <w:sz w:val="18"/>
+              </w:rPr>
+              <w:t xml:space="preserve">Capacitor </w:t>
+            </w:r>
+            <w:r>
+              <w:rPr>
+                <w:i/>
+                <w:color w:val="145AA0"/>
+                <w:sz w:val="18"/>
+              </w:rPr>
+              <w:t>C_b</w:t>
+            </w:r>
+            <w:r>
+              <w:rPr>
+                <w:color w:val="282C34"/>
+                <w:sz w:val="18"/>
+              </w:rPr>
+              <w:t xml:space="preserve"> blocks any DC imbalance current, preventing staircase transformer saturation.</w:t>
+            </w:r>
+          </w:p>
+        </w:tc>
+      </w:tr>
+      <w:tr>
+        <w:tc>
+          <w:tcPr>
+            <w:tcW w:type="dxa" w:w="1958"/>
+            <w:tcMar>
+              <w:top w:w="80" w:type="dxa"/>
+              <w:bottom w:w="80" w:type="dxa"/>
+              <w:left w:w="120" w:type="dxa"/>
+              <w:right w:w="120" w:type="dxa"/>
+            </w:tcMar>
+            <w:vAlign w:val="center"/>
+          </w:tcPr>
+          <w:p>
+            <w:pPr>
+              <w:spacing w:after="0"/>
+            </w:pPr>
+            <w:r>
+              <w:rPr>
+                <w:b/>
+                <w:color w:val="282C34"/>
+                <w:sz w:val="18"/>
+              </w:rPr>
+              <w:t>SEC_RECT</w:t>
+            </w:r>
+          </w:p>
+        </w:tc>
+        <w:tc>
+          <w:tcPr>
+            <w:tcW w:type="dxa" w:w="1958"/>
+            <w:tcMar>
+              <w:top w:w="80" w:type="dxa"/>
+              <w:bottom w:w="80" w:type="dxa"/>
+              <w:left w:w="120" w:type="dxa"/>
+              <w:right w:w="120" w:type="dxa"/>
+            </w:tcMar>
+            <w:vAlign w:val="center"/>
+          </w:tcPr>
+          <w:p>
+            <w:pPr>
+              <w:spacing w:after="0"/>
+            </w:pPr>
+            <w:r>
+              <w:rPr>
+                <w:color w:val="282C34"/>
+                <w:sz w:val="18"/>
+              </w:rPr>
+              <w:t xml:space="preserve">Diodes </w:t>
+            </w:r>
+            <w:r>
+              <w:rPr>
+                <w:i/>
+                <w:color w:val="145AA0"/>
+                <w:sz w:val="18"/>
+              </w:rPr>
+              <w:t>D_1, D_2</w:t>
+            </w:r>
+            <w:r>
+              <w:rPr>
+                <w:color w:val="282C34"/>
+                <w:sz w:val="18"/>
+              </w:rPr>
+              <w:t xml:space="preserve"> Common Cathodes</w:t>
+            </w:r>
+          </w:p>
+        </w:tc>
+        <w:tc>
+          <w:tcPr>
+            <w:tcW w:type="dxa" w:w="1958"/>
+            <w:tcMar>
+              <w:top w:w="80" w:type="dxa"/>
+              <w:bottom w:w="80" w:type="dxa"/>
+              <w:left w:w="120" w:type="dxa"/>
+              <w:right w:w="120" w:type="dxa"/>
+            </w:tcMar>
+            <w:vAlign w:val="center"/>
+          </w:tcPr>
+          <w:p>
+            <w:pPr>
+              <w:spacing w:after="0"/>
+            </w:pPr>
+            <w:r>
+              <w:rPr>
+                <w:color w:val="282C34"/>
+                <w:sz w:val="18"/>
+              </w:rPr>
+              <w:t xml:space="preserve">Output Choke </w:t>
+            </w:r>
+            <w:r>
+              <w:rPr>
+                <w:i/>
+                <w:color w:val="145AA0"/>
+                <w:sz w:val="18"/>
+              </w:rPr>
+              <w:t>L_o</w:t>
+            </w:r>
+            <w:r>
+              <w:rPr>
+                <w:color w:val="282C34"/>
+                <w:sz w:val="18"/>
+              </w:rPr>
+              <w:t xml:space="preserve"> Pin 1, Secondary Snubber</w:t>
+            </w:r>
+          </w:p>
+        </w:tc>
+        <w:tc>
+          <w:tcPr>
+            <w:tcW w:type="dxa" w:w="1958"/>
+            <w:tcMar>
+              <w:top w:w="80" w:type="dxa"/>
+              <w:bottom w:w="80" w:type="dxa"/>
+              <w:left w:w="120" w:type="dxa"/>
+              <w:right w:w="120" w:type="dxa"/>
+            </w:tcMar>
+            <w:vAlign w:val="center"/>
+          </w:tcPr>
+          <w:p>
+            <w:pPr>
+              <w:spacing w:after="0"/>
+            </w:pPr>
+            <w:r>
+              <w:rPr>
+                <w:color w:val="282C34"/>
+                <w:sz w:val="18"/>
+              </w:rPr>
+              <w:t>Full-wave rectified low-voltage AC node</w:t>
+            </w:r>
+          </w:p>
+        </w:tc>
+        <w:tc>
+          <w:tcPr>
+            <w:tcW w:type="dxa" w:w="1958"/>
+            <w:tcMar>
+              <w:top w:w="80" w:type="dxa"/>
+              <w:bottom w:w="80" w:type="dxa"/>
+              <w:left w:w="120" w:type="dxa"/>
+              <w:right w:w="120" w:type="dxa"/>
+            </w:tcMar>
+            <w:vAlign w:val="center"/>
+          </w:tcPr>
+          <w:p>
+            <w:pPr>
+              <w:spacing w:after="0"/>
+            </w:pPr>
+            <w:r>
+              <w:rPr>
+                <w:color w:val="282C34"/>
+                <w:sz w:val="18"/>
+              </w:rPr>
+              <w:t>Delivers smooth continuous inductor charging current; double switching frequency ripple.</w:t>
+            </w:r>
+          </w:p>
+        </w:tc>
+      </w:tr>
+      <w:tr>
+        <w:tc>
+          <w:tcPr>
+            <w:tcW w:type="dxa" w:w="1958"/>
+            <w:shd w:fill="F4F7F9"/>
+            <w:tcMar>
+              <w:top w:w="80" w:type="dxa"/>
+              <w:bottom w:w="80" w:type="dxa"/>
+              <w:left w:w="120" w:type="dxa"/>
+              <w:right w:w="120" w:type="dxa"/>
+            </w:tcMar>
+            <w:vAlign w:val="center"/>
+          </w:tcPr>
+          <w:p>
+            <w:pPr>
+              <w:spacing w:after="0"/>
+            </w:pPr>
+            <w:r>
+              <w:rPr>
+                <w:b/>
+                <w:color w:val="282C34"/>
+                <w:sz w:val="18"/>
+              </w:rPr>
+              <w:t>+VOUT</w:t>
+            </w:r>
+          </w:p>
+        </w:tc>
+        <w:tc>
+          <w:tcPr>
+            <w:tcW w:type="dxa" w:w="1958"/>
+            <w:shd w:fill="F4F7F9"/>
+            <w:tcMar>
+              <w:top w:w="80" w:type="dxa"/>
+              <w:bottom w:w="80" w:type="dxa"/>
+              <w:left w:w="120" w:type="dxa"/>
+              <w:right w:w="120" w:type="dxa"/>
+            </w:tcMar>
+            <w:vAlign w:val="center"/>
+          </w:tcPr>
+          <w:p>
+            <w:pPr>
+              <w:spacing w:after="0"/>
+            </w:pPr>
+            <w:r>
+              <w:rPr>
+                <w:color w:val="282C34"/>
+                <w:sz w:val="18"/>
+              </w:rPr>
+              <w:t xml:space="preserve">Output Choke </w:t>
+            </w:r>
+            <w:r>
+              <w:rPr>
+                <w:i/>
+                <w:color w:val="145AA0"/>
+                <w:sz w:val="18"/>
+              </w:rPr>
+              <w:t>L_o</w:t>
+            </w:r>
+            <w:r>
+              <w:rPr>
+                <w:color w:val="282C34"/>
+                <w:sz w:val="18"/>
+              </w:rPr>
+              <w:t xml:space="preserve"> Pin 2</w:t>
+            </w:r>
+          </w:p>
+        </w:tc>
+        <w:tc>
+          <w:tcPr>
+            <w:tcW w:type="dxa" w:w="1958"/>
+            <w:shd w:fill="F4F7F9"/>
+            <w:tcMar>
+              <w:top w:w="80" w:type="dxa"/>
+              <w:bottom w:w="80" w:type="dxa"/>
+              <w:left w:w="120" w:type="dxa"/>
+              <w:right w:w="120" w:type="dxa"/>
+            </w:tcMar>
+            <w:vAlign w:val="center"/>
+          </w:tcPr>
+          <w:p>
+            <w:pPr>
+              <w:spacing w:after="0"/>
+            </w:pPr>
+            <w:r>
+              <w:rPr>
+                <w:i/>
+                <w:color w:val="145AA0"/>
+                <w:sz w:val="18"/>
+              </w:rPr>
+              <w:t>C_{out</w:t>
+            </w:r>
+            <w:r>
+              <w:rPr>
+                <w:color w:val="282C34"/>
+                <w:sz w:val="18"/>
+              </w:rPr>
+              <w:t xml:space="preserve"> bank (+), Feedback network, Load (+)</w:t>
+            </w:r>
+          </w:p>
+        </w:tc>
+        <w:tc>
+          <w:tcPr>
+            <w:tcW w:type="dxa" w:w="1958"/>
+            <w:shd w:fill="F4F7F9"/>
+            <w:tcMar>
+              <w:top w:w="80" w:type="dxa"/>
+              <w:bottom w:w="80" w:type="dxa"/>
+              <w:left w:w="120" w:type="dxa"/>
+              <w:right w:w="120" w:type="dxa"/>
+            </w:tcMar>
+            <w:vAlign w:val="center"/>
+          </w:tcPr>
+          <w:p>
+            <w:pPr>
+              <w:spacing w:after="0"/>
+            </w:pPr>
+            <w:r>
+              <w:rPr>
+                <w:color w:val="282C34"/>
+                <w:sz w:val="18"/>
+              </w:rPr>
+              <w:t>High-current regulated +12V DC rail</w:t>
+            </w:r>
+          </w:p>
+        </w:tc>
+        <w:tc>
+          <w:tcPr>
+            <w:tcW w:type="dxa" w:w="1958"/>
+            <w:shd w:fill="F4F7F9"/>
+            <w:tcMar>
+              <w:top w:w="80" w:type="dxa"/>
+              <w:bottom w:w="80" w:type="dxa"/>
+              <w:left w:w="120" w:type="dxa"/>
+              <w:right w:w="120" w:type="dxa"/>
+            </w:tcMar>
+            <w:vAlign w:val="center"/>
+          </w:tcPr>
+          <w:p>
+            <w:pPr>
+              <w:spacing w:after="0"/>
+            </w:pPr>
+            <w:r>
+              <w:rPr>
+                <w:color w:val="282C34"/>
+                <w:sz w:val="18"/>
+              </w:rPr>
+              <w:t>Wide power copper plane; handles 25A continuous load current.</w:t>
+            </w:r>
+          </w:p>
+        </w:tc>
+      </w:tr>
+      <w:tr>
+        <w:tc>
+          <w:tcPr>
+            <w:tcW w:type="dxa" w:w="1958"/>
+            <w:tcMar>
+              <w:top w:w="80" w:type="dxa"/>
+              <w:bottom w:w="80" w:type="dxa"/>
+              <w:left w:w="120" w:type="dxa"/>
+              <w:right w:w="120" w:type="dxa"/>
+            </w:tcMar>
+            <w:vAlign w:val="center"/>
+          </w:tcPr>
+          <w:p>
+            <w:pPr>
+              <w:spacing w:after="0"/>
+            </w:pPr>
+            <w:r>
+              <w:rPr>
+                <w:b/>
+                <w:color w:val="282C34"/>
+                <w:sz w:val="18"/>
+              </w:rPr>
+              <w:t>GND_SEC</w:t>
+            </w:r>
+          </w:p>
+        </w:tc>
+        <w:tc>
+          <w:tcPr>
+            <w:tcW w:type="dxa" w:w="1958"/>
+            <w:tcMar>
+              <w:top w:w="80" w:type="dxa"/>
+              <w:bottom w:w="80" w:type="dxa"/>
+              <w:left w:w="120" w:type="dxa"/>
+              <w:right w:w="120" w:type="dxa"/>
+            </w:tcMar>
+            <w:vAlign w:val="center"/>
+          </w:tcPr>
+          <w:p>
+            <w:pPr>
+              <w:spacing w:after="0"/>
+            </w:pPr>
+            <w:r>
+              <w:rPr>
+                <w:color w:val="282C34"/>
+                <w:sz w:val="18"/>
+              </w:rPr>
+              <w:t>Transformer Secondary Center-Tap</w:t>
+            </w:r>
+          </w:p>
+        </w:tc>
+        <w:tc>
+          <w:tcPr>
+            <w:tcW w:type="dxa" w:w="1958"/>
+            <w:tcMar>
+              <w:top w:w="80" w:type="dxa"/>
+              <w:bottom w:w="80" w:type="dxa"/>
+              <w:left w:w="120" w:type="dxa"/>
+              <w:right w:w="120" w:type="dxa"/>
+            </w:tcMar>
+            <w:vAlign w:val="center"/>
+          </w:tcPr>
+          <w:p>
+            <w:pPr>
+              <w:spacing w:after="0"/>
+            </w:pPr>
+            <w:r>
+              <w:rPr>
+                <w:i/>
+                <w:color w:val="145AA0"/>
+                <w:sz w:val="18"/>
+              </w:rPr>
+              <w:t>C_{out</w:t>
+            </w:r>
+            <w:r>
+              <w:rPr>
+                <w:color w:val="282C34"/>
+                <w:sz w:val="18"/>
+              </w:rPr>
+              <w:t xml:space="preserve"> bank (-), Secondary Return</w:t>
+            </w:r>
+          </w:p>
+        </w:tc>
+        <w:tc>
+          <w:tcPr>
+            <w:tcW w:type="dxa" w:w="1958"/>
+            <w:tcMar>
+              <w:top w:w="80" w:type="dxa"/>
+              <w:bottom w:w="80" w:type="dxa"/>
+              <w:left w:w="120" w:type="dxa"/>
+              <w:right w:w="120" w:type="dxa"/>
+            </w:tcMar>
+            <w:vAlign w:val="center"/>
+          </w:tcPr>
+          <w:p>
+            <w:pPr>
+              <w:spacing w:after="0"/>
+            </w:pPr>
+            <w:r>
+              <w:rPr>
+                <w:color w:val="282C34"/>
+                <w:sz w:val="18"/>
+              </w:rPr>
+              <w:t>Secondary isolated power ground</w:t>
+            </w:r>
+          </w:p>
+        </w:tc>
+        <w:tc>
+          <w:tcPr>
+            <w:tcW w:type="dxa" w:w="1958"/>
+            <w:tcMar>
+              <w:top w:w="80" w:type="dxa"/>
+              <w:bottom w:w="80" w:type="dxa"/>
+              <w:left w:w="120" w:type="dxa"/>
+              <w:right w:w="120" w:type="dxa"/>
+            </w:tcMar>
+            <w:vAlign w:val="center"/>
+          </w:tcPr>
+          <w:p>
+            <w:pPr>
+              <w:spacing w:after="0"/>
+            </w:pPr>
+            <w:r>
+              <w:rPr>
+                <w:color w:val="282C34"/>
+                <w:sz w:val="18"/>
+              </w:rPr>
+              <w:t>Carries total load return current (</w:t>
+            </w:r>
+            <w:r>
+              <w:rPr>
+                <w:i/>
+                <w:color w:val="145AA0"/>
+                <w:sz w:val="18"/>
+              </w:rPr>
+              <w:t>25\,A</w:t>
+            </w:r>
+            <w:r>
+              <w:rPr>
+                <w:color w:val="282C34"/>
+                <w:sz w:val="18"/>
+              </w:rPr>
+              <w:t>).</w:t>
+            </w:r>
+          </w:p>
+        </w:tc>
+      </w:tr>
+    </w:tbl>
+    <w:p/>
+    <w:p>
+      <w:pPr>
+        <w:spacing w:before="160" w:after="80"/>
+      </w:pPr>
+      <w:r>
+        <w:rPr>
+          <w:b/>
+          <w:color w:val="4682B4"/>
+          <w:sz w:val="24"/>
+        </w:rPr>
+        <w:t>1.2 Component Bill of Materials &amp; Parametric Specifications:</w:t>
+      </w:r>
+    </w:p>
+    <w:tbl>
+      <w:tblPr>
+        <w:tblW w:type="auto" w:w="0"/>
+        <w:jc w:val="center"/>
+        <w:tblLook w:firstColumn="1" w:firstRow="1" w:lastColumn="0" w:lastRow="0" w:noHBand="0" w:noVBand="1" w:val="04A0"/>
+        <w:tblBorders>
+          <w:top w:val="single" w:sz="4" w:space="0" w:color="D0D7DE"/>
+          <w:left w:val="none"/>
+          <w:bottom w:val="single" w:sz="8" w:space="0" w:color="D0D7DE"/>
+          <w:right w:val="none"/>
+          <w:insideH w:val="single" w:sz="4" w:space="0" w:color="D0D7DE"/>
+          <w:insideV w:val="none"/>
+        </w:tblBorders>
+      </w:tblPr>
+      <w:tblGrid>
+        <w:gridCol w:w="1958"/>
+        <w:gridCol w:w="1958"/>
+        <w:gridCol w:w="1958"/>
+        <w:gridCol w:w="1958"/>
+        <w:gridCol w:w="1958"/>
+      </w:tblGrid>
+      <w:tr>
+        <w:tc>
+          <w:tcPr>
+            <w:tcW w:type="dxa" w:w="1958"/>
+            <w:shd w:fill="204A6E"/>
+            <w:tcMar>
+              <w:top w:w="100" w:type="dxa"/>
+              <w:bottom w:w="100" w:type="dxa"/>
+              <w:left w:w="120" w:type="dxa"/>
+              <w:right w:w="120" w:type="dxa"/>
+            </w:tcMar>
+            <w:vAlign w:val="center"/>
+          </w:tcPr>
+          <w:p>
+            <w:pPr>
+              <w:spacing w:after="0"/>
+            </w:pPr>
+            <w:r>
+              <w:rPr>
+                <w:b/>
+                <w:color w:val="FFFFFF"/>
+                <w:sz w:val="19"/>
+              </w:rPr>
+              <w:t>RefDes</w:t>
+            </w:r>
+          </w:p>
+        </w:tc>
+        <w:tc>
+          <w:tcPr>
+            <w:tcW w:type="dxa" w:w="1958"/>
+            <w:shd w:fill="204A6E"/>
+            <w:tcMar>
+              <w:top w:w="100" w:type="dxa"/>
+              <w:bottom w:w="100" w:type="dxa"/>
+              <w:left w:w="120" w:type="dxa"/>
+              <w:right w:w="120" w:type="dxa"/>
+            </w:tcMar>
+            <w:vAlign w:val="center"/>
+          </w:tcPr>
+          <w:p>
+            <w:pPr>
+              <w:spacing w:after="0"/>
+            </w:pPr>
+            <w:r>
+              <w:rPr>
+                <w:b/>
+                <w:color w:val="FFFFFF"/>
+                <w:sz w:val="19"/>
+              </w:rPr>
+              <w:t>Component Description</w:t>
+            </w:r>
+          </w:p>
+        </w:tc>
+        <w:tc>
+          <w:tcPr>
+            <w:tcW w:type="dxa" w:w="1958"/>
+            <w:shd w:fill="204A6E"/>
+            <w:tcMar>
+              <w:top w:w="100" w:type="dxa"/>
+              <w:bottom w:w="100" w:type="dxa"/>
+              <w:left w:w="120" w:type="dxa"/>
+              <w:right w:w="120" w:type="dxa"/>
+            </w:tcMar>
+            <w:vAlign w:val="center"/>
+          </w:tcPr>
+          <w:p>
+            <w:pPr>
+              <w:spacing w:after="0"/>
+            </w:pPr>
+            <w:r>
+              <w:rPr>
+                <w:b/>
+                <w:color w:val="FFFFFF"/>
+                <w:sz w:val="19"/>
+              </w:rPr>
+              <w:t>Manufacturer &amp; Part Number</w:t>
+            </w:r>
+          </w:p>
+        </w:tc>
+        <w:tc>
+          <w:tcPr>
+            <w:tcW w:type="dxa" w:w="1958"/>
+            <w:shd w:fill="204A6E"/>
+            <w:tcMar>
+              <w:top w:w="100" w:type="dxa"/>
+              <w:bottom w:w="100" w:type="dxa"/>
+              <w:left w:w="120" w:type="dxa"/>
+              <w:right w:w="120" w:type="dxa"/>
+            </w:tcMar>
+            <w:vAlign w:val="center"/>
+          </w:tcPr>
+          <w:p>
+            <w:pPr>
+              <w:spacing w:after="0"/>
+            </w:pPr>
+            <w:r>
+              <w:rPr>
+                <w:b/>
+                <w:color w:val="FFFFFF"/>
+                <w:sz w:val="19"/>
+              </w:rPr>
+              <w:t>Key Electrical Specifications</w:t>
+            </w:r>
+          </w:p>
+        </w:tc>
+        <w:tc>
+          <w:tcPr>
+            <w:tcW w:type="dxa" w:w="1958"/>
+            <w:shd w:fill="204A6E"/>
+            <w:tcMar>
+              <w:top w:w="100" w:type="dxa"/>
+              <w:bottom w:w="100" w:type="dxa"/>
+              <w:left w:w="120" w:type="dxa"/>
+              <w:right w:w="120" w:type="dxa"/>
+            </w:tcMar>
+            <w:vAlign w:val="center"/>
+          </w:tcPr>
+          <w:p>
+            <w:pPr>
+              <w:spacing w:after="0"/>
+            </w:pPr>
+            <w:r>
+              <w:rPr>
+                <w:b/>
+                <w:color w:val="FFFFFF"/>
+                <w:sz w:val="19"/>
+              </w:rPr>
+              <w:t>Critical Design Constraint</w:t>
+            </w:r>
+          </w:p>
+        </w:tc>
+      </w:tr>
+      <w:tr>
+        <w:tc>
+          <w:tcPr>
+            <w:tcW w:type="dxa" w:w="1958"/>
+            <w:tcMar>
+              <w:top w:w="80" w:type="dxa"/>
+              <w:bottom w:w="80" w:type="dxa"/>
+              <w:left w:w="120" w:type="dxa"/>
+              <w:right w:w="120" w:type="dxa"/>
+            </w:tcMar>
+            <w:vAlign w:val="center"/>
+          </w:tcPr>
+          <w:p>
+            <w:pPr>
+              <w:spacing w:after="0"/>
+            </w:pPr>
+            <w:r>
+              <w:rPr>
+                <w:b/>
+                <w:color w:val="282C34"/>
+                <w:sz w:val="18"/>
+              </w:rPr>
+              <w:t>$Q_1, Q_2$</w:t>
+            </w:r>
+          </w:p>
+        </w:tc>
+        <w:tc>
+          <w:tcPr>
+            <w:tcW w:type="dxa" w:w="1958"/>
+            <w:tcMar>
+              <w:top w:w="80" w:type="dxa"/>
+              <w:bottom w:w="80" w:type="dxa"/>
+              <w:left w:w="120" w:type="dxa"/>
+              <w:right w:w="120" w:type="dxa"/>
+            </w:tcMar>
+            <w:vAlign w:val="center"/>
+          </w:tcPr>
+          <w:p>
+            <w:pPr>
+              <w:spacing w:after="0"/>
+            </w:pPr>
+            <w:r>
+              <w:rPr>
+                <w:color w:val="282C34"/>
+                <w:sz w:val="18"/>
+              </w:rPr>
+              <w:t>High-Voltage N-MOSFETs</w:t>
+            </w:r>
+          </w:p>
+        </w:tc>
+        <w:tc>
+          <w:tcPr>
+            <w:tcW w:type="dxa" w:w="1958"/>
+            <w:tcMar>
+              <w:top w:w="80" w:type="dxa"/>
+              <w:bottom w:w="80" w:type="dxa"/>
+              <w:left w:w="120" w:type="dxa"/>
+              <w:right w:w="120" w:type="dxa"/>
+            </w:tcMar>
+            <w:vAlign w:val="center"/>
+          </w:tcPr>
+          <w:p>
+            <w:pPr>
+              <w:spacing w:after="0"/>
+            </w:pPr>
+            <w:r>
+              <w:rPr>
+                <w:color w:val="282C34"/>
+                <w:sz w:val="18"/>
+              </w:rPr>
+              <w:t>Infineon IPB60R099C7</w:t>
+            </w:r>
+          </w:p>
+        </w:tc>
+        <w:tc>
+          <w:tcPr>
+            <w:tcW w:type="dxa" w:w="1958"/>
+            <w:tcMar>
+              <w:top w:w="80" w:type="dxa"/>
+              <w:bottom w:w="80" w:type="dxa"/>
+              <w:left w:w="120" w:type="dxa"/>
+              <w:right w:w="120" w:type="dxa"/>
+            </w:tcMar>
+            <w:vAlign w:val="center"/>
+          </w:tcPr>
+          <w:p>
+            <w:pPr>
+              <w:spacing w:after="0"/>
+            </w:pPr>
+            <w:r>
+              <w:rPr>
+                <w:i/>
+                <w:color w:val="145AA0"/>
+                <w:sz w:val="18"/>
+              </w:rPr>
+              <w:t>V_{DS = 650\,V, I_D = 24\,A, R_{DS(on) = 99\,m\Omega, Q_g = 32\,nC</w:t>
+            </w:r>
+          </w:p>
+        </w:tc>
+        <w:tc>
+          <w:tcPr>
+            <w:tcW w:type="dxa" w:w="1958"/>
+            <w:tcMar>
+              <w:top w:w="80" w:type="dxa"/>
+              <w:bottom w:w="80" w:type="dxa"/>
+              <w:left w:w="120" w:type="dxa"/>
+              <w:right w:w="120" w:type="dxa"/>
+            </w:tcMar>
+            <w:vAlign w:val="center"/>
+          </w:tcPr>
+          <w:p>
+            <w:pPr>
+              <w:spacing w:after="0"/>
+            </w:pPr>
+            <w:r>
+              <w:rPr>
+                <w:color w:val="282C34"/>
+                <w:sz w:val="18"/>
+              </w:rPr>
+              <w:t xml:space="preserve">CoolMOS C7 technology minimizes switching and gate charge losses at </w:t>
+            </w:r>
+            <w:r>
+              <w:rPr>
+                <w:i/>
+                <w:color w:val="145AA0"/>
+                <w:sz w:val="18"/>
+              </w:rPr>
+              <w:t>100\,kHz</w:t>
+            </w:r>
+            <w:r>
+              <w:rPr>
+                <w:color w:val="282C34"/>
+                <w:sz w:val="18"/>
+              </w:rPr>
+              <w:t>.</w:t>
+            </w:r>
+          </w:p>
+        </w:tc>
+      </w:tr>
+      <w:tr>
+        <w:tc>
+          <w:tcPr>
+            <w:tcW w:type="dxa" w:w="1958"/>
+            <w:shd w:fill="F4F7F9"/>
+            <w:tcMar>
+              <w:top w:w="80" w:type="dxa"/>
+              <w:bottom w:w="80" w:type="dxa"/>
+              <w:left w:w="120" w:type="dxa"/>
+              <w:right w:w="120" w:type="dxa"/>
+            </w:tcMar>
+            <w:vAlign w:val="center"/>
+          </w:tcPr>
+          <w:p>
+            <w:pPr>
+              <w:spacing w:after="0"/>
+            </w:pPr>
+            <w:r>
+              <w:rPr>
+                <w:b/>
+                <w:color w:val="282C34"/>
+                <w:sz w:val="18"/>
+              </w:rPr>
+              <w:t>$C_1, C_2$</w:t>
+            </w:r>
+          </w:p>
+        </w:tc>
+        <w:tc>
+          <w:tcPr>
+            <w:tcW w:type="dxa" w:w="1958"/>
+            <w:shd w:fill="F4F7F9"/>
+            <w:tcMar>
+              <w:top w:w="80" w:type="dxa"/>
+              <w:bottom w:w="80" w:type="dxa"/>
+              <w:left w:w="120" w:type="dxa"/>
+              <w:right w:w="120" w:type="dxa"/>
+            </w:tcMar>
+            <w:vAlign w:val="center"/>
+          </w:tcPr>
+          <w:p>
+            <w:pPr>
+              <w:spacing w:after="0"/>
+            </w:pPr>
+            <w:r>
+              <w:rPr>
+                <w:color w:val="282C34"/>
+                <w:sz w:val="18"/>
+              </w:rPr>
+              <w:t>Voltage Divider Film Caps</w:t>
+            </w:r>
+          </w:p>
+        </w:tc>
+        <w:tc>
+          <w:tcPr>
+            <w:tcW w:type="dxa" w:w="1958"/>
+            <w:shd w:fill="F4F7F9"/>
+            <w:tcMar>
+              <w:top w:w="80" w:type="dxa"/>
+              <w:bottom w:w="80" w:type="dxa"/>
+              <w:left w:w="120" w:type="dxa"/>
+              <w:right w:w="120" w:type="dxa"/>
+            </w:tcMar>
+            <w:vAlign w:val="center"/>
+          </w:tcPr>
+          <w:p>
+            <w:pPr>
+              <w:spacing w:after="0"/>
+            </w:pPr>
+            <w:r>
+              <w:rPr>
+                <w:color w:val="282C34"/>
+                <w:sz w:val="18"/>
+              </w:rPr>
+              <w:t>KEMET R46KR422000M1M</w:t>
+            </w:r>
+          </w:p>
+        </w:tc>
+        <w:tc>
+          <w:tcPr>
+            <w:tcW w:type="dxa" w:w="1958"/>
+            <w:shd w:fill="F4F7F9"/>
+            <w:tcMar>
+              <w:top w:w="80" w:type="dxa"/>
+              <w:bottom w:w="80" w:type="dxa"/>
+              <w:left w:w="120" w:type="dxa"/>
+              <w:right w:w="120" w:type="dxa"/>
+            </w:tcMar>
+            <w:vAlign w:val="center"/>
+          </w:tcPr>
+          <w:p>
+            <w:pPr>
+              <w:spacing w:after="0"/>
+            </w:pPr>
+            <w:r>
+              <w:rPr>
+                <w:i/>
+                <w:color w:val="145AA0"/>
+                <w:sz w:val="18"/>
+              </w:rPr>
+              <w:t>2.2\,µF, 450\,V_{DC, Metallized Polypropylene Film</w:t>
+            </w:r>
+          </w:p>
+        </w:tc>
+        <w:tc>
+          <w:tcPr>
+            <w:tcW w:type="dxa" w:w="1958"/>
+            <w:shd w:fill="F4F7F9"/>
+            <w:tcMar>
+              <w:top w:w="80" w:type="dxa"/>
+              <w:bottom w:w="80" w:type="dxa"/>
+              <w:left w:w="120" w:type="dxa"/>
+              <w:right w:w="120" w:type="dxa"/>
+            </w:tcMar>
+            <w:vAlign w:val="center"/>
+          </w:tcPr>
+          <w:p>
+            <w:pPr>
+              <w:spacing w:after="0"/>
+            </w:pPr>
+            <w:r>
+              <w:rPr>
+                <w:color w:val="282C34"/>
+                <w:sz w:val="18"/>
+              </w:rPr>
+              <w:t>Handles high continuous AC ripple current (</w:t>
+            </w:r>
+            <w:r>
+              <w:rPr>
+                <w:i/>
+                <w:color w:val="145AA0"/>
+                <w:sz w:val="18"/>
+              </w:rPr>
+              <w:t>I_{rms \approx 2.5\,A</w:t>
+            </w:r>
+            <w:r>
+              <w:rPr>
+                <w:color w:val="282C34"/>
+                <w:sz w:val="18"/>
+              </w:rPr>
+              <w:t>); film dielectric avoids capacitance drift.</w:t>
+            </w:r>
+          </w:p>
+        </w:tc>
+      </w:tr>
+      <w:tr>
+        <w:tc>
+          <w:tcPr>
+            <w:tcW w:type="dxa" w:w="1958"/>
+            <w:tcMar>
+              <w:top w:w="80" w:type="dxa"/>
+              <w:bottom w:w="80" w:type="dxa"/>
+              <w:left w:w="120" w:type="dxa"/>
+              <w:right w:w="120" w:type="dxa"/>
+            </w:tcMar>
+            <w:vAlign w:val="center"/>
+          </w:tcPr>
+          <w:p>
+            <w:pPr>
+              <w:spacing w:after="0"/>
+            </w:pPr>
+            <w:r>
+              <w:rPr>
+                <w:b/>
+                <w:color w:val="282C34"/>
+                <w:sz w:val="18"/>
+              </w:rPr>
+              <w:t>$C_b$</w:t>
+            </w:r>
+          </w:p>
+        </w:tc>
+        <w:tc>
+          <w:tcPr>
+            <w:tcW w:type="dxa" w:w="1958"/>
+            <w:tcMar>
+              <w:top w:w="80" w:type="dxa"/>
+              <w:bottom w:w="80" w:type="dxa"/>
+              <w:left w:w="120" w:type="dxa"/>
+              <w:right w:w="120" w:type="dxa"/>
+            </w:tcMar>
+            <w:vAlign w:val="center"/>
+          </w:tcPr>
+          <w:p>
+            <w:pPr>
+              <w:spacing w:after="0"/>
+            </w:pPr>
+            <w:r>
+              <w:rPr>
+                <w:color w:val="282C34"/>
+                <w:sz w:val="18"/>
+              </w:rPr>
+              <w:t>DC Blocking Capacitor</w:t>
+            </w:r>
+          </w:p>
+        </w:tc>
+        <w:tc>
+          <w:tcPr>
+            <w:tcW w:type="dxa" w:w="1958"/>
+            <w:tcMar>
+              <w:top w:w="80" w:type="dxa"/>
+              <w:bottom w:w="80" w:type="dxa"/>
+              <w:left w:w="120" w:type="dxa"/>
+              <w:right w:w="120" w:type="dxa"/>
+            </w:tcMar>
+            <w:vAlign w:val="center"/>
+          </w:tcPr>
+          <w:p>
+            <w:pPr>
+              <w:spacing w:after="0"/>
+            </w:pPr>
+            <w:r>
+              <w:rPr>
+                <w:color w:val="282C34"/>
+                <w:sz w:val="18"/>
+              </w:rPr>
+              <w:t>TDK B32652A6474J000</w:t>
+            </w:r>
+          </w:p>
+        </w:tc>
+        <w:tc>
+          <w:tcPr>
+            <w:tcW w:type="dxa" w:w="1958"/>
+            <w:tcMar>
+              <w:top w:w="80" w:type="dxa"/>
+              <w:bottom w:w="80" w:type="dxa"/>
+              <w:left w:w="120" w:type="dxa"/>
+              <w:right w:w="120" w:type="dxa"/>
+            </w:tcMar>
+            <w:vAlign w:val="center"/>
+          </w:tcPr>
+          <w:p>
+            <w:pPr>
+              <w:spacing w:after="0"/>
+            </w:pPr>
+            <w:r>
+              <w:rPr>
+                <w:i/>
+                <w:color w:val="145AA0"/>
+                <w:sz w:val="18"/>
+              </w:rPr>
+              <w:t>0.47\,µF, 630\,V_{DC, High-Pulse Film</w:t>
+            </w:r>
+          </w:p>
+        </w:tc>
+        <w:tc>
+          <w:tcPr>
+            <w:tcW w:type="dxa" w:w="1958"/>
+            <w:tcMar>
+              <w:top w:w="80" w:type="dxa"/>
+              <w:bottom w:w="80" w:type="dxa"/>
+              <w:left w:w="120" w:type="dxa"/>
+              <w:right w:w="120" w:type="dxa"/>
+            </w:tcMar>
+            <w:vAlign w:val="center"/>
+          </w:tcPr>
+          <w:p>
+            <w:pPr>
+              <w:spacing w:after="0"/>
+            </w:pPr>
+            <w:r>
+              <w:rPr>
+                <w:color w:val="282C34"/>
+                <w:sz w:val="18"/>
+              </w:rPr>
+              <w:t>Eliminates any steady-state DC magnetization current through transformer primary winding.</w:t>
+            </w:r>
+          </w:p>
+        </w:tc>
+      </w:tr>
+      <w:tr>
+        <w:tc>
+          <w:tcPr>
+            <w:tcW w:type="dxa" w:w="1958"/>
+            <w:shd w:fill="F4F7F9"/>
+            <w:tcMar>
+              <w:top w:w="80" w:type="dxa"/>
+              <w:bottom w:w="80" w:type="dxa"/>
+              <w:left w:w="120" w:type="dxa"/>
+              <w:right w:w="120" w:type="dxa"/>
+            </w:tcMar>
+            <w:vAlign w:val="center"/>
+          </w:tcPr>
+          <w:p>
+            <w:pPr>
+              <w:spacing w:after="0"/>
+            </w:pPr>
+            <w:r>
+              <w:rPr>
+                <w:b/>
+                <w:color w:val="282C34"/>
+                <w:sz w:val="18"/>
+              </w:rPr>
+              <w:t>$T_1$</w:t>
+            </w:r>
+          </w:p>
+        </w:tc>
+        <w:tc>
+          <w:tcPr>
+            <w:tcW w:type="dxa" w:w="1958"/>
+            <w:shd w:fill="F4F7F9"/>
+            <w:tcMar>
+              <w:top w:w="80" w:type="dxa"/>
+              <w:bottom w:w="80" w:type="dxa"/>
+              <w:left w:w="120" w:type="dxa"/>
+              <w:right w:w="120" w:type="dxa"/>
+            </w:tcMar>
+            <w:vAlign w:val="center"/>
+          </w:tcPr>
+          <w:p>
+            <w:pPr>
+              <w:spacing w:after="0"/>
+            </w:pPr>
+            <w:r>
+              <w:rPr>
+                <w:color w:val="282C34"/>
+                <w:sz w:val="18"/>
+              </w:rPr>
+              <w:t>Main Power Transformer</w:t>
+            </w:r>
+          </w:p>
+        </w:tc>
+        <w:tc>
+          <w:tcPr>
+            <w:tcW w:type="dxa" w:w="1958"/>
+            <w:shd w:fill="F4F7F9"/>
+            <w:tcMar>
+              <w:top w:w="80" w:type="dxa"/>
+              <w:bottom w:w="80" w:type="dxa"/>
+              <w:left w:w="120" w:type="dxa"/>
+              <w:right w:w="120" w:type="dxa"/>
+            </w:tcMar>
+            <w:vAlign w:val="center"/>
+          </w:tcPr>
+          <w:p>
+            <w:pPr>
+              <w:spacing w:after="0"/>
+            </w:pPr>
+            <w:r>
+              <w:rPr>
+                <w:color w:val="282C34"/>
+                <w:sz w:val="18"/>
+              </w:rPr>
+              <w:t>Custom ETD44 Core (3C95)</w:t>
+            </w:r>
+          </w:p>
+        </w:tc>
+        <w:tc>
+          <w:tcPr>
+            <w:tcW w:type="dxa" w:w="1958"/>
+            <w:shd w:fill="F4F7F9"/>
+            <w:tcMar>
+              <w:top w:w="80" w:type="dxa"/>
+              <w:bottom w:w="80" w:type="dxa"/>
+              <w:left w:w="120" w:type="dxa"/>
+              <w:right w:w="120" w:type="dxa"/>
+            </w:tcMar>
+            <w:vAlign w:val="center"/>
+          </w:tcPr>
+          <w:p>
+            <w:pPr>
+              <w:spacing w:after="0"/>
+            </w:pPr>
+            <w:r>
+              <w:rPr>
+                <w:color w:val="282C34"/>
+                <w:sz w:val="18"/>
+              </w:rPr>
+              <w:t xml:space="preserve">Turns: </w:t>
+            </w:r>
+            <w:r>
+              <w:rPr>
+                <w:i/>
+                <w:color w:val="145AA0"/>
+                <w:sz w:val="18"/>
+              </w:rPr>
+              <w:t>24:(2+2), L_m = 1.8\,m\H, L_{lk &lt; 2.5\,µH</w:t>
+            </w:r>
+          </w:p>
+        </w:tc>
+        <w:tc>
+          <w:tcPr>
+            <w:tcW w:type="dxa" w:w="1958"/>
+            <w:shd w:fill="F4F7F9"/>
+            <w:tcMar>
+              <w:top w:w="80" w:type="dxa"/>
+              <w:bottom w:w="80" w:type="dxa"/>
+              <w:left w:w="120" w:type="dxa"/>
+              <w:right w:w="120" w:type="dxa"/>
+            </w:tcMar>
+            <w:vAlign w:val="center"/>
+          </w:tcPr>
+          <w:p>
+            <w:pPr>
+              <w:spacing w:after="0"/>
+            </w:pPr>
+            <w:r>
+              <w:rPr>
+                <w:color w:val="282C34"/>
+                <w:sz w:val="18"/>
+              </w:rPr>
+              <w:t>Split primary/secondary sandwich construction to minimize leakage inductance and proximity losses.</w:t>
+            </w:r>
+          </w:p>
+        </w:tc>
+      </w:tr>
+      <w:tr>
+        <w:tc>
+          <w:tcPr>
+            <w:tcW w:type="dxa" w:w="1958"/>
+            <w:tcMar>
+              <w:top w:w="80" w:type="dxa"/>
+              <w:bottom w:w="80" w:type="dxa"/>
+              <w:left w:w="120" w:type="dxa"/>
+              <w:right w:w="120" w:type="dxa"/>
+            </w:tcMar>
+            <w:vAlign w:val="center"/>
+          </w:tcPr>
+          <w:p>
+            <w:pPr>
+              <w:spacing w:after="0"/>
+            </w:pPr>
+            <w:r>
+              <w:rPr>
+                <w:b/>
+                <w:color w:val="282C34"/>
+                <w:sz w:val="18"/>
+              </w:rPr>
+              <w:t>$D_1, D_2$</w:t>
+            </w:r>
+          </w:p>
+        </w:tc>
+        <w:tc>
+          <w:tcPr>
+            <w:tcW w:type="dxa" w:w="1958"/>
+            <w:tcMar>
+              <w:top w:w="80" w:type="dxa"/>
+              <w:bottom w:w="80" w:type="dxa"/>
+              <w:left w:w="120" w:type="dxa"/>
+              <w:right w:w="120" w:type="dxa"/>
+            </w:tcMar>
+            <w:vAlign w:val="center"/>
+          </w:tcPr>
+          <w:p>
+            <w:pPr>
+              <w:spacing w:after="0"/>
+            </w:pPr>
+            <w:r>
+              <w:rPr>
+                <w:color w:val="282C34"/>
+                <w:sz w:val="18"/>
+              </w:rPr>
+              <w:t>Secondary Dual Schottky</w:t>
+            </w:r>
+          </w:p>
+        </w:tc>
+        <w:tc>
+          <w:tcPr>
+            <w:tcW w:type="dxa" w:w="1958"/>
+            <w:tcMar>
+              <w:top w:w="80" w:type="dxa"/>
+              <w:bottom w:w="80" w:type="dxa"/>
+              <w:left w:w="120" w:type="dxa"/>
+              <w:right w:w="120" w:type="dxa"/>
+            </w:tcMar>
+            <w:vAlign w:val="center"/>
+          </w:tcPr>
+          <w:p>
+            <w:pPr>
+              <w:spacing w:after="0"/>
+            </w:pPr>
+            <w:r>
+              <w:rPr>
+                <w:color w:val="282C34"/>
+                <w:sz w:val="18"/>
+              </w:rPr>
+              <w:t>ON Semi MBR40200WT</w:t>
+            </w:r>
+          </w:p>
+        </w:tc>
+        <w:tc>
+          <w:tcPr>
+            <w:tcW w:type="dxa" w:w="1958"/>
+            <w:tcMar>
+              <w:top w:w="80" w:type="dxa"/>
+              <w:bottom w:w="80" w:type="dxa"/>
+              <w:left w:w="120" w:type="dxa"/>
+              <w:right w:w="120" w:type="dxa"/>
+            </w:tcMar>
+            <w:vAlign w:val="center"/>
+          </w:tcPr>
+          <w:p>
+            <w:pPr>
+              <w:spacing w:after="0"/>
+            </w:pPr>
+            <w:r>
+              <w:rPr>
+                <w:i/>
+                <w:color w:val="145AA0"/>
+                <w:sz w:val="18"/>
+              </w:rPr>
+              <w:t>V_{RRM = 200\,V, I_F = 40\,A, V_F = 0.72\,V</w:t>
+            </w:r>
+          </w:p>
+        </w:tc>
+        <w:tc>
+          <w:tcPr>
+            <w:tcW w:type="dxa" w:w="1958"/>
+            <w:tcMar>
+              <w:top w:w="80" w:type="dxa"/>
+              <w:bottom w:w="80" w:type="dxa"/>
+              <w:left w:w="120" w:type="dxa"/>
+              <w:right w:w="120" w:type="dxa"/>
+            </w:tcMar>
+            <w:vAlign w:val="center"/>
+          </w:tcPr>
+          <w:p>
+            <w:pPr>
+              <w:spacing w:after="0"/>
+            </w:pPr>
+            <w:r>
+              <w:rPr>
+                <w:color w:val="282C34"/>
+                <w:sz w:val="18"/>
+              </w:rPr>
+              <w:t>Common-cathode TO-247 Schottky diode mounted on secondary high-performance heatsink.</w:t>
+            </w:r>
+          </w:p>
+        </w:tc>
+      </w:tr>
+      <w:tr>
+        <w:tc>
+          <w:tcPr>
+            <w:tcW w:type="dxa" w:w="1958"/>
+            <w:shd w:fill="F4F7F9"/>
+            <w:tcMar>
+              <w:top w:w="80" w:type="dxa"/>
+              <w:bottom w:w="80" w:type="dxa"/>
+              <w:left w:w="120" w:type="dxa"/>
+              <w:right w:w="120" w:type="dxa"/>
+            </w:tcMar>
+            <w:vAlign w:val="center"/>
+          </w:tcPr>
+          <w:p>
+            <w:pPr>
+              <w:spacing w:after="0"/>
+            </w:pPr>
+            <w:r>
+              <w:rPr>
+                <w:b/>
+                <w:color w:val="282C34"/>
+                <w:sz w:val="18"/>
+              </w:rPr>
+              <w:t>$L_o$</w:t>
+            </w:r>
+          </w:p>
+        </w:tc>
+        <w:tc>
+          <w:tcPr>
+            <w:tcW w:type="dxa" w:w="1958"/>
+            <w:shd w:fill="F4F7F9"/>
+            <w:tcMar>
+              <w:top w:w="80" w:type="dxa"/>
+              <w:bottom w:w="80" w:type="dxa"/>
+              <w:left w:w="120" w:type="dxa"/>
+              <w:right w:w="120" w:type="dxa"/>
+            </w:tcMar>
+            <w:vAlign w:val="center"/>
+          </w:tcPr>
+          <w:p>
+            <w:pPr>
+              <w:spacing w:after="0"/>
+            </w:pPr>
+            <w:r>
+              <w:rPr>
+                <w:color w:val="282C34"/>
+                <w:sz w:val="18"/>
+              </w:rPr>
+              <w:t>Output Filter Inductor</w:t>
+            </w:r>
+          </w:p>
+        </w:tc>
+        <w:tc>
+          <w:tcPr>
+            <w:tcW w:type="dxa" w:w="1958"/>
+            <w:shd w:fill="F4F7F9"/>
+            <w:tcMar>
+              <w:top w:w="80" w:type="dxa"/>
+              <w:bottom w:w="80" w:type="dxa"/>
+              <w:left w:w="120" w:type="dxa"/>
+              <w:right w:w="120" w:type="dxa"/>
+            </w:tcMar>
+            <w:vAlign w:val="center"/>
+          </w:tcPr>
+          <w:p>
+            <w:pPr>
+              <w:spacing w:after="0"/>
+            </w:pPr>
+            <w:r>
+              <w:rPr>
+                <w:color w:val="282C34"/>
+                <w:sz w:val="18"/>
+              </w:rPr>
+              <w:t>Vishay IHLP-6767GZ-11</w:t>
+            </w:r>
+          </w:p>
+        </w:tc>
+        <w:tc>
+          <w:tcPr>
+            <w:tcW w:type="dxa" w:w="1958"/>
+            <w:shd w:fill="F4F7F9"/>
+            <w:tcMar>
+              <w:top w:w="80" w:type="dxa"/>
+              <w:bottom w:w="80" w:type="dxa"/>
+              <w:left w:w="120" w:type="dxa"/>
+              <w:right w:w="120" w:type="dxa"/>
+            </w:tcMar>
+            <w:vAlign w:val="center"/>
+          </w:tcPr>
+          <w:p>
+            <w:pPr>
+              <w:spacing w:after="0"/>
+            </w:pPr>
+            <w:r>
+              <w:rPr>
+                <w:i/>
+                <w:color w:val="145AA0"/>
+                <w:sz w:val="18"/>
+              </w:rPr>
+              <w:t>L = 4.7\,µH, I_{sat = 36\,A, I_{rms = 30\,A, DCR = 1.2\,m\Omega</w:t>
+            </w:r>
+          </w:p>
+        </w:tc>
+        <w:tc>
+          <w:tcPr>
+            <w:tcW w:type="dxa" w:w="1958"/>
+            <w:shd w:fill="F4F7F9"/>
+            <w:tcMar>
+              <w:top w:w="80" w:type="dxa"/>
+              <w:bottom w:w="80" w:type="dxa"/>
+              <w:left w:w="120" w:type="dxa"/>
+              <w:right w:w="120" w:type="dxa"/>
+            </w:tcMar>
+            <w:vAlign w:val="center"/>
+          </w:tcPr>
+          <w:p>
+            <w:pPr>
+              <w:spacing w:after="0"/>
+            </w:pPr>
+            <w:r>
+              <w:rPr>
+                <w:color w:val="282C34"/>
+                <w:sz w:val="18"/>
+              </w:rPr>
+              <w:t xml:space="preserve">Low-loss molded powder choke rated for </w:t>
+            </w:r>
+            <w:r>
+              <w:rPr>
+                <w:i/>
+                <w:color w:val="145AA0"/>
+                <w:sz w:val="18"/>
+              </w:rPr>
+              <w:t>&gt; 30\,A</w:t>
+            </w:r>
+            <w:r>
+              <w:rPr>
+                <w:color w:val="282C34"/>
+                <w:sz w:val="18"/>
+              </w:rPr>
+              <w:t xml:space="preserve"> continuous saturation.</w:t>
+            </w:r>
+          </w:p>
+        </w:tc>
+      </w:tr>
+      <w:tr>
+        <w:tc>
+          <w:tcPr>
+            <w:tcW w:type="dxa" w:w="1958"/>
+            <w:tcMar>
+              <w:top w:w="80" w:type="dxa"/>
+              <w:bottom w:w="80" w:type="dxa"/>
+              <w:left w:w="120" w:type="dxa"/>
+              <w:right w:w="120" w:type="dxa"/>
+            </w:tcMar>
+            <w:vAlign w:val="center"/>
+          </w:tcPr>
+          <w:p>
+            <w:pPr>
+              <w:spacing w:after="0"/>
+            </w:pPr>
+            <w:r>
+              <w:rPr>
+                <w:b/>
+                <w:color w:val="282C34"/>
+                <w:sz w:val="18"/>
+              </w:rPr>
+              <w:t>$C_{out,bulk}$</w:t>
+            </w:r>
+          </w:p>
+        </w:tc>
+        <w:tc>
+          <w:tcPr>
+            <w:tcW w:type="dxa" w:w="1958"/>
+            <w:tcMar>
+              <w:top w:w="80" w:type="dxa"/>
+              <w:bottom w:w="80" w:type="dxa"/>
+              <w:left w:w="120" w:type="dxa"/>
+              <w:right w:w="120" w:type="dxa"/>
+            </w:tcMar>
+            <w:vAlign w:val="center"/>
+          </w:tcPr>
+          <w:p>
+            <w:pPr>
+              <w:spacing w:after="0"/>
+            </w:pPr>
+            <w:r>
+              <w:rPr>
+                <w:color w:val="282C34"/>
+                <w:sz w:val="18"/>
+              </w:rPr>
+              <w:t>Output Bulk Capacitor</w:t>
+            </w:r>
+          </w:p>
+        </w:tc>
+        <w:tc>
+          <w:tcPr>
+            <w:tcW w:type="dxa" w:w="1958"/>
+            <w:tcMar>
+              <w:top w:w="80" w:type="dxa"/>
+              <w:bottom w:w="80" w:type="dxa"/>
+              <w:left w:w="120" w:type="dxa"/>
+              <w:right w:w="120" w:type="dxa"/>
+            </w:tcMar>
+            <w:vAlign w:val="center"/>
+          </w:tcPr>
+          <w:p>
+            <w:pPr>
+              <w:spacing w:after="0"/>
+            </w:pPr>
+            <w:r>
+              <w:rPr>
+                <w:color w:val="282C34"/>
+                <w:sz w:val="18"/>
+              </w:rPr>
+              <w:t>Panasonic 25SVPF470M</w:t>
+            </w:r>
+          </w:p>
+        </w:tc>
+        <w:tc>
+          <w:tcPr>
+            <w:tcW w:type="dxa" w:w="1958"/>
+            <w:tcMar>
+              <w:top w:w="80" w:type="dxa"/>
+              <w:bottom w:w="80" w:type="dxa"/>
+              <w:left w:w="120" w:type="dxa"/>
+              <w:right w:w="120" w:type="dxa"/>
+            </w:tcMar>
+            <w:vAlign w:val="center"/>
+          </w:tcPr>
+          <w:p>
+            <w:pPr>
+              <w:spacing w:after="0"/>
+            </w:pPr>
+            <w:r>
+              <w:rPr>
+                <w:i/>
+                <w:color w:val="145AA0"/>
+                <w:sz w:val="18"/>
+              </w:rPr>
+              <w:t>4 × 470\,µF, 25\,V, OS-CON Polymer, ESR = 5\,m\Omega</w:t>
+            </w:r>
+          </w:p>
+        </w:tc>
+        <w:tc>
+          <w:tcPr>
+            <w:tcW w:type="dxa" w:w="1958"/>
+            <w:tcMar>
+              <w:top w:w="80" w:type="dxa"/>
+              <w:bottom w:w="80" w:type="dxa"/>
+              <w:left w:w="120" w:type="dxa"/>
+              <w:right w:w="120" w:type="dxa"/>
+            </w:tcMar>
+            <w:vAlign w:val="center"/>
+          </w:tcPr>
+          <w:p>
+            <w:pPr>
+              <w:spacing w:after="0"/>
+            </w:pPr>
+            <w:r>
+              <w:rPr>
+                <w:color w:val="282C34"/>
+                <w:sz w:val="18"/>
+              </w:rPr>
+              <w:t xml:space="preserve">Paralleled bank yields total ESR of </w:t>
+            </w:r>
+            <w:r>
+              <w:rPr>
+                <w:i/>
+                <w:color w:val="145AA0"/>
+                <w:sz w:val="18"/>
+              </w:rPr>
+              <w:t>1.25\,m\Omega</w:t>
+            </w:r>
+            <w:r>
+              <w:rPr>
+                <w:color w:val="282C34"/>
+                <w:sz w:val="18"/>
+              </w:rPr>
+              <w:t xml:space="preserve"> for ultra-low output ripple (</w:t>
+            </w:r>
+            <w:r>
+              <w:rPr>
+                <w:i/>
+                <w:color w:val="145AA0"/>
+                <w:sz w:val="18"/>
+              </w:rPr>
+              <w:t>&lt; 15\,mV</w:t>
+            </w:r>
+            <w:r>
+              <w:rPr>
+                <w:color w:val="282C34"/>
+                <w:sz w:val="18"/>
+              </w:rPr>
+              <w:t>).</w:t>
+            </w:r>
+          </w:p>
+        </w:tc>
+      </w:tr>
+      <w:tr>
+        <w:tc>
+          <w:tcPr>
+            <w:tcW w:type="dxa" w:w="1958"/>
+            <w:shd w:fill="F4F7F9"/>
+            <w:tcMar>
+              <w:top w:w="80" w:type="dxa"/>
+              <w:bottom w:w="80" w:type="dxa"/>
+              <w:left w:w="120" w:type="dxa"/>
+              <w:right w:w="120" w:type="dxa"/>
+            </w:tcMar>
+            <w:vAlign w:val="center"/>
+          </w:tcPr>
+          <w:p>
+            <w:pPr>
+              <w:spacing w:after="0"/>
+            </w:pPr>
+            <w:r>
+              <w:rPr>
+                <w:b/>
+                <w:color w:val="282C34"/>
+                <w:sz w:val="18"/>
+              </w:rPr>
+              <w:t>$U_1$ (Driver)</w:t>
+            </w:r>
+          </w:p>
+        </w:tc>
+        <w:tc>
+          <w:tcPr>
+            <w:tcW w:type="dxa" w:w="1958"/>
+            <w:shd w:fill="F4F7F9"/>
+            <w:tcMar>
+              <w:top w:w="80" w:type="dxa"/>
+              <w:bottom w:w="80" w:type="dxa"/>
+              <w:left w:w="120" w:type="dxa"/>
+              <w:right w:w="120" w:type="dxa"/>
+            </w:tcMar>
+            <w:vAlign w:val="center"/>
+          </w:tcPr>
+          <w:p>
+            <w:pPr>
+              <w:spacing w:after="0"/>
+            </w:pPr>
+            <w:r>
+              <w:rPr>
+                <w:color w:val="282C34"/>
+                <w:sz w:val="18"/>
+              </w:rPr>
+              <w:t>Half-Bridge Gate Driver</w:t>
+            </w:r>
+          </w:p>
+        </w:tc>
+        <w:tc>
+          <w:tcPr>
+            <w:tcW w:type="dxa" w:w="1958"/>
+            <w:shd w:fill="F4F7F9"/>
+            <w:tcMar>
+              <w:top w:w="80" w:type="dxa"/>
+              <w:bottom w:w="80" w:type="dxa"/>
+              <w:left w:w="120" w:type="dxa"/>
+              <w:right w:w="120" w:type="dxa"/>
+            </w:tcMar>
+            <w:vAlign w:val="center"/>
+          </w:tcPr>
+          <w:p>
+            <w:pPr>
+              <w:spacing w:after="0"/>
+            </w:pPr>
+            <w:r>
+              <w:rPr>
+                <w:color w:val="282C34"/>
+                <w:sz w:val="18"/>
+              </w:rPr>
+              <w:t>TI UCC27282DR</w:t>
+            </w:r>
+          </w:p>
+        </w:tc>
+        <w:tc>
+          <w:tcPr>
+            <w:tcW w:type="dxa" w:w="1958"/>
+            <w:shd w:fill="F4F7F9"/>
+            <w:tcMar>
+              <w:top w:w="80" w:type="dxa"/>
+              <w:bottom w:w="80" w:type="dxa"/>
+              <w:left w:w="120" w:type="dxa"/>
+              <w:right w:w="120" w:type="dxa"/>
+            </w:tcMar>
+            <w:vAlign w:val="center"/>
+          </w:tcPr>
+          <w:p>
+            <w:pPr>
+              <w:spacing w:after="0"/>
+            </w:pPr>
+            <w:r>
+              <w:rPr>
+                <w:i/>
+                <w:color w:val="145AA0"/>
+                <w:sz w:val="18"/>
+              </w:rPr>
+              <w:t>120\,V / 650\,V</w:t>
+            </w:r>
+            <w:r>
+              <w:rPr>
+                <w:color w:val="282C34"/>
+                <w:sz w:val="18"/>
+              </w:rPr>
+              <w:t xml:space="preserve"> bootstrap, </w:t>
+            </w:r>
+            <w:r>
+              <w:rPr>
+                <w:i/>
+                <w:color w:val="145AA0"/>
+                <w:sz w:val="18"/>
+              </w:rPr>
+              <w:t>3\,A</w:t>
+            </w:r>
+            <w:r>
+              <w:rPr>
+                <w:color w:val="282C34"/>
+                <w:sz w:val="18"/>
+              </w:rPr>
+              <w:t xml:space="preserve"> sink / source, robust </w:t>
+            </w:r>
+            <w:r>
+              <w:rPr>
+                <w:i/>
+                <w:color w:val="145AA0"/>
+                <w:sz w:val="18"/>
+              </w:rPr>
+              <w:t>dv/dt</w:t>
+            </w:r>
+          </w:p>
+        </w:tc>
+        <w:tc>
+          <w:tcPr>
+            <w:tcW w:type="dxa" w:w="1958"/>
+            <w:shd w:fill="F4F7F9"/>
+            <w:tcMar>
+              <w:top w:w="80" w:type="dxa"/>
+              <w:bottom w:w="80" w:type="dxa"/>
+              <w:left w:w="120" w:type="dxa"/>
+              <w:right w:w="120" w:type="dxa"/>
+            </w:tcMar>
+            <w:vAlign w:val="center"/>
+          </w:tcPr>
+          <w:p>
+            <w:pPr>
+              <w:spacing w:after="0"/>
+            </w:pPr>
+            <w:r>
+              <w:rPr>
+                <w:color w:val="282C34"/>
+                <w:sz w:val="18"/>
+              </w:rPr>
+              <w:t xml:space="preserve">Withstands negative transient swings on HB pin down to </w:t>
+            </w:r>
+            <w:r>
+              <w:rPr>
+                <w:i/>
+                <w:color w:val="145AA0"/>
+                <w:sz w:val="18"/>
+              </w:rPr>
+              <w:t>-5\,V</w:t>
+            </w:r>
+            <w:r>
+              <w:rPr>
+                <w:color w:val="282C34"/>
+                <w:sz w:val="18"/>
+              </w:rPr>
+              <w:t>.</w:t>
             </w:r>
           </w:p>
         </w:tc>

--- a/vvdn/converters/dc-dc/isolated/half-bridge-converter.docx
+++ b/vvdn/converters/dc-dc/isolated/half-bridge-converter.docx
@@ -39,22 +39,7 @@
           <w:color w:val="282C34"/>
           <w:sz w:val="21"/>
         </w:rPr>
-        <w:t xml:space="preserve">. This guide delivers a comprehensive hardware engineering analysis of the Half-Bridge topology, exploring capacitive voltage division, transformer flux balancing, switch stress trade-offs, secondary LC rectification, and practical design for </w:t>
-      </w:r>
-      <w:r>
-        <w:rPr>
-          <w:i/>
-          <w:color w:val="145AA0"/>
-          <w:sz w:val="21"/>
-        </w:rPr>
-        <w:t>100\,W \dots 500\,W</w:t>
-      </w:r>
-      <w:r>
-        <w:rPr>
-          <w:color w:val="282C34"/>
-          <w:sz w:val="21"/>
-        </w:rPr>
-        <w:t xml:space="preserve"> power conversion systems (such as industrial power modules and legacy ATX power supplies).</w:t>
+        <w:t>. This guide delivers a comprehensive hardware engineering analysis of the Half-Bridge topology, exploring capacitive voltage division, transformer flux balancing, switch stress trade-offs, secondary LC rectification, and practical design for 100 W ... 500 W power conversion systems (such as industrial power modules and legacy ATX power supplies).</w:t>
       </w:r>
     </w:p>
     <w:p>
@@ -102,37 +87,7 @@
           <w:color w:val="282C34"/>
           <w:sz w:val="21"/>
         </w:rPr>
-        <w:t xml:space="preserve"> replaces two switches of a full bridge with a pair of input divider capacitors (</w:t>
-      </w:r>
-      <w:r>
-        <w:rPr>
-          <w:i/>
-          <w:color w:val="145AA0"/>
-          <w:sz w:val="21"/>
-        </w:rPr>
-        <w:t>C_1, C_2</w:t>
-      </w:r>
-      <w:r>
-        <w:rPr>
-          <w:color w:val="282C34"/>
-          <w:sz w:val="21"/>
-        </w:rPr>
-        <w:t xml:space="preserve">), applying an alternating square-wave voltage of </w:t>
-      </w:r>
-      <w:r>
-        <w:rPr>
-          <w:i/>
-          <w:color w:val="145AA0"/>
-          <w:sz w:val="21"/>
-        </w:rPr>
-        <w:t>± \frac{V_{IN{2</w:t>
-      </w:r>
-      <w:r>
-        <w:rPr>
-          <w:color w:val="282C34"/>
-          <w:sz w:val="21"/>
-        </w:rPr>
-        <w:t xml:space="preserve"> across the transformer primary winding:</w:t>
+        <w:t xml:space="preserve"> replaces two switches of a full bridge with a pair of input divider capacitors (C_1, C_2), applying an alternating square-wave voltage of ± V_IN / 2 across the transformer primary winding:</w:t>
       </w:r>
     </w:p>
     <w:tbl>
@@ -597,48 +552,10 @@
             </w:pPr>
             <w:r>
               <w:rPr>
-                <w:i/>
-                <w:color w:val="145AA0"/>
-                <w:sz w:val="18"/>
-              </w:rPr>
-              <w:t>C_{bus</w:t>
-            </w:r>
-            <w:r>
-              <w:rPr>
                 <w:color w:val="282C34"/>
                 <w:sz w:val="18"/>
               </w:rPr>
-              <w:t xml:space="preserve"> (+), </w:t>
-            </w:r>
-            <w:r>
-              <w:rPr>
-                <w:i/>
-                <w:color w:val="145AA0"/>
-                <w:sz w:val="18"/>
-              </w:rPr>
-              <w:t>Q_1</w:t>
-            </w:r>
-            <w:r>
-              <w:rPr>
-                <w:color w:val="282C34"/>
-                <w:sz w:val="18"/>
-              </w:rPr>
-              <w:t xml:space="preserve"> Drain, Divider Cap </w:t>
-            </w:r>
-            <w:r>
-              <w:rPr>
-                <w:i/>
-                <w:color w:val="145AA0"/>
-                <w:sz w:val="18"/>
-              </w:rPr>
-              <w:t>C_1</w:t>
-            </w:r>
-            <w:r>
-              <w:rPr>
-                <w:color w:val="282C34"/>
-                <w:sz w:val="18"/>
-              </w:rPr>
-              <w:t xml:space="preserve"> Pin 1</w:t>
+              <w:t>C_bus (+), Q_1 Drain, Divider Cap C_1 Pin 1</w:t>
             </w:r>
           </w:p>
         </w:tc>
@@ -686,22 +603,7 @@
                 <w:color w:val="282C34"/>
                 <w:sz w:val="18"/>
               </w:rPr>
-              <w:t>Trace layout must respect IEC 62368-1 high-voltage creepage rules (</w:t>
-            </w:r>
-            <w:r>
-              <w:rPr>
-                <w:i/>
-                <w:color w:val="145AA0"/>
-                <w:sz w:val="18"/>
-              </w:rPr>
-              <w:t>≥ 2.5\,mm</w:t>
-            </w:r>
-            <w:r>
-              <w:rPr>
-                <w:color w:val="282C34"/>
-                <w:sz w:val="18"/>
-              </w:rPr>
-              <w:t>).</w:t>
+              <w:t>Trace layout must respect IEC 62368-1 high-voltage creepage rules (&gt;= 2.5 mm).</w:t>
             </w:r>
           </w:p>
         </w:tc>
@@ -751,33 +653,10 @@
             </w:pPr>
             <w:r>
               <w:rPr>
-                <w:i/>
-                <w:color w:val="145AA0"/>
-                <w:sz w:val="18"/>
-              </w:rPr>
-              <w:t>Q_1</w:t>
-            </w:r>
-            <w:r>
-              <w:rPr>
                 <w:color w:val="282C34"/>
                 <w:sz w:val="18"/>
               </w:rPr>
-              <w:t xml:space="preserve"> Source, </w:t>
-            </w:r>
-            <w:r>
-              <w:rPr>
-                <w:i/>
-                <w:color w:val="145AA0"/>
-                <w:sz w:val="18"/>
-              </w:rPr>
-              <w:t>Q_2</w:t>
-            </w:r>
-            <w:r>
-              <w:rPr>
-                <w:color w:val="282C34"/>
-                <w:sz w:val="18"/>
-              </w:rPr>
-              <w:t xml:space="preserve"> Drain</w:t>
+              <w:t>Q_1 Source, Q_2 Drain</w:t>
             </w:r>
           </w:p>
         </w:tc>
@@ -802,22 +681,7 @@
                 <w:color w:val="282C34"/>
                 <w:sz w:val="18"/>
               </w:rPr>
-              <w:t xml:space="preserve">Driver PHASE (Pin 7), DC Blocking Cap </w:t>
-            </w:r>
-            <w:r>
-              <w:rPr>
-                <w:i/>
-                <w:color w:val="145AA0"/>
-                <w:sz w:val="18"/>
-              </w:rPr>
-              <w:t>C_b</w:t>
-            </w:r>
-            <w:r>
-              <w:rPr>
-                <w:color w:val="282C34"/>
-                <w:sz w:val="18"/>
-              </w:rPr>
-              <w:t xml:space="preserve"> Pin 1</w:t>
+              <w:t>Driver PHASE (Pin 7), DC Blocking Cap C_b Pin 1</w:t>
             </w:r>
           </w:p>
         </w:tc>
@@ -867,52 +731,7 @@
                 <w:color w:val="282C34"/>
                 <w:sz w:val="18"/>
               </w:rPr>
-              <w:t xml:space="preserve">Swings between </w:t>
-            </w:r>
-            <w:r>
-              <w:rPr>
-                <w:i/>
-                <w:color w:val="145AA0"/>
-                <w:sz w:val="18"/>
-              </w:rPr>
-              <w:t>0\,V</w:t>
-            </w:r>
-            <w:r>
-              <w:rPr>
-                <w:color w:val="282C34"/>
-                <w:sz w:val="18"/>
-              </w:rPr>
-              <w:t xml:space="preserve"> and </w:t>
-            </w:r>
-            <w:r>
-              <w:rPr>
-                <w:i/>
-                <w:color w:val="145AA0"/>
-                <w:sz w:val="18"/>
-              </w:rPr>
-              <w:t>+400\,V</w:t>
-            </w:r>
-            <w:r>
-              <w:rPr>
-                <w:color w:val="282C34"/>
-                <w:sz w:val="18"/>
-              </w:rPr>
-              <w:t xml:space="preserve"> at switching frequency </w:t>
-            </w:r>
-            <w:r>
-              <w:rPr>
-                <w:i/>
-                <w:color w:val="145AA0"/>
-                <w:sz w:val="18"/>
-              </w:rPr>
-              <w:t>f_s</w:t>
-            </w:r>
-            <w:r>
-              <w:rPr>
-                <w:color w:val="282C34"/>
-                <w:sz w:val="18"/>
-              </w:rPr>
-              <w:t>; minimize copper area.</w:t>
+              <w:t>Swings between 0 V and +400 V at switching frequency f_s; minimize copper area.</w:t>
             </w:r>
           </w:p>
         </w:tc>
@@ -963,22 +782,7 @@
                 <w:color w:val="282C34"/>
                 <w:sz w:val="18"/>
               </w:rPr>
-              <w:t xml:space="preserve">Divider Caps </w:t>
-            </w:r>
-            <w:r>
-              <w:rPr>
-                <w:i/>
-                <w:color w:val="145AA0"/>
-                <w:sz w:val="18"/>
-              </w:rPr>
-              <w:t>C_1 / C_2</w:t>
-            </w:r>
-            <w:r>
-              <w:rPr>
-                <w:color w:val="282C34"/>
-                <w:sz w:val="18"/>
-              </w:rPr>
-              <w:t xml:space="preserve"> Junction</w:t>
+              <w:t>Divider Caps C_1 / C_2 Junction</w:t>
             </w:r>
           </w:p>
         </w:tc>
@@ -1002,22 +806,7 @@
                 <w:color w:val="282C34"/>
                 <w:sz w:val="18"/>
               </w:rPr>
-              <w:t xml:space="preserve">Transformer Primary </w:t>
-            </w:r>
-            <w:r>
-              <w:rPr>
-                <w:i/>
-                <w:color w:val="145AA0"/>
-                <w:sz w:val="18"/>
-              </w:rPr>
-              <w:t>N_p</w:t>
-            </w:r>
-            <w:r>
-              <w:rPr>
-                <w:color w:val="282C34"/>
-                <w:sz w:val="18"/>
-              </w:rPr>
-              <w:t xml:space="preserve"> Pin 2, Bleeders</w:t>
+              <w:t>Transformer Primary N_p Pin 2, Bleeders</w:t>
             </w:r>
           </w:p>
         </w:tc>
@@ -1041,22 +830,7 @@
                 <w:color w:val="282C34"/>
                 <w:sz w:val="18"/>
               </w:rPr>
-              <w:t>Midpoint reference rail (</w:t>
-            </w:r>
-            <w:r>
-              <w:rPr>
-                <w:i/>
-                <w:color w:val="145AA0"/>
-                <w:sz w:val="18"/>
-              </w:rPr>
-              <w:t>V_{BUS/2 = 200\,V</w:t>
-            </w:r>
-            <w:r>
-              <w:rPr>
-                <w:color w:val="282C34"/>
-                <w:sz w:val="18"/>
-              </w:rPr>
-              <w:t>)</w:t>
+              <w:t>Midpoint reference rail (V_BUS/2 = 200 V)</w:t>
             </w:r>
           </w:p>
         </w:tc>
@@ -1080,22 +854,7 @@
                 <w:color w:val="282C34"/>
                 <w:sz w:val="18"/>
               </w:rPr>
-              <w:t xml:space="preserve">Balanced by polypropylene film capacitors </w:t>
-            </w:r>
-            <w:r>
-              <w:rPr>
-                <w:i/>
-                <w:color w:val="145AA0"/>
-                <w:sz w:val="18"/>
-              </w:rPr>
-              <w:t>C_1, C_2</w:t>
-            </w:r>
-            <w:r>
-              <w:rPr>
-                <w:color w:val="282C34"/>
-                <w:sz w:val="18"/>
-              </w:rPr>
-              <w:t>; bleeder resistors prevent DC drift.</w:t>
+              <w:t>Balanced by polypropylene film capacitors C_1, C_2; bleeder resistors prevent DC drift.</w:t>
             </w:r>
           </w:p>
         </w:tc>
@@ -1148,22 +907,7 @@
                 <w:color w:val="282C34"/>
                 <w:sz w:val="18"/>
               </w:rPr>
-              <w:t xml:space="preserve">DC Blocking Cap </w:t>
-            </w:r>
-            <w:r>
-              <w:rPr>
-                <w:i/>
-                <w:color w:val="145AA0"/>
-                <w:sz w:val="18"/>
-              </w:rPr>
-              <w:t>C_b</w:t>
-            </w:r>
-            <w:r>
-              <w:rPr>
-                <w:color w:val="282C34"/>
-                <w:sz w:val="18"/>
-              </w:rPr>
-              <w:t xml:space="preserve"> Pin 2</w:t>
+              <w:t>DC Blocking Cap C_b Pin 2</w:t>
             </w:r>
           </w:p>
         </w:tc>
@@ -1188,22 +932,7 @@
                 <w:color w:val="282C34"/>
                 <w:sz w:val="18"/>
               </w:rPr>
-              <w:t xml:space="preserve">Transformer Primary </w:t>
-            </w:r>
-            <w:r>
-              <w:rPr>
-                <w:i/>
-                <w:color w:val="145AA0"/>
-                <w:sz w:val="18"/>
-              </w:rPr>
-              <w:t>N_p</w:t>
-            </w:r>
-            <w:r>
-              <w:rPr>
-                <w:color w:val="282C34"/>
-                <w:sz w:val="18"/>
-              </w:rPr>
-              <w:t xml:space="preserve"> Pin 1</w:t>
+              <w:t>Transformer Primary N_p Pin 1</w:t>
             </w:r>
           </w:p>
         </w:tc>
@@ -1253,22 +982,7 @@
                 <w:color w:val="282C34"/>
                 <w:sz w:val="18"/>
               </w:rPr>
-              <w:t xml:space="preserve">Capacitor </w:t>
-            </w:r>
-            <w:r>
-              <w:rPr>
-                <w:i/>
-                <w:color w:val="145AA0"/>
-                <w:sz w:val="18"/>
-              </w:rPr>
-              <w:t>C_b</w:t>
-            </w:r>
-            <w:r>
-              <w:rPr>
-                <w:color w:val="282C34"/>
-                <w:sz w:val="18"/>
-              </w:rPr>
-              <w:t xml:space="preserve"> blocks any DC imbalance current, preventing staircase transformer saturation.</w:t>
+              <w:t>Capacitor C_b blocks any DC imbalance current, preventing staircase transformer saturation.</w:t>
             </w:r>
           </w:p>
         </w:tc>
@@ -1319,22 +1033,7 @@
                 <w:color w:val="282C34"/>
                 <w:sz w:val="18"/>
               </w:rPr>
-              <w:t xml:space="preserve">Diodes </w:t>
-            </w:r>
-            <w:r>
-              <w:rPr>
-                <w:i/>
-                <w:color w:val="145AA0"/>
-                <w:sz w:val="18"/>
-              </w:rPr>
-              <w:t>D_1, D_2</w:t>
-            </w:r>
-            <w:r>
-              <w:rPr>
-                <w:color w:val="282C34"/>
-                <w:sz w:val="18"/>
-              </w:rPr>
-              <w:t xml:space="preserve"> Common Cathodes</w:t>
+              <w:t>Diodes D_1, D_2 Common Cathodes</w:t>
             </w:r>
           </w:p>
         </w:tc>
@@ -1358,22 +1057,7 @@
                 <w:color w:val="282C34"/>
                 <w:sz w:val="18"/>
               </w:rPr>
-              <w:t xml:space="preserve">Output Choke </w:t>
-            </w:r>
-            <w:r>
-              <w:rPr>
-                <w:i/>
-                <w:color w:val="145AA0"/>
-                <w:sz w:val="18"/>
-              </w:rPr>
-              <w:t>L_o</w:t>
-            </w:r>
-            <w:r>
-              <w:rPr>
-                <w:color w:val="282C34"/>
-                <w:sz w:val="18"/>
-              </w:rPr>
-              <w:t xml:space="preserve"> Pin 1, Secondary Snubber</w:t>
+              <w:t>Output Choke L_o Pin 1, Secondary Snubber</w:t>
             </w:r>
           </w:p>
         </w:tc>
@@ -1474,22 +1158,7 @@
                 <w:color w:val="282C34"/>
                 <w:sz w:val="18"/>
               </w:rPr>
-              <w:t xml:space="preserve">Output Choke </w:t>
-            </w:r>
-            <w:r>
-              <w:rPr>
-                <w:i/>
-                <w:color w:val="145AA0"/>
-                <w:sz w:val="18"/>
-              </w:rPr>
-              <w:t>L_o</w:t>
-            </w:r>
-            <w:r>
-              <w:rPr>
-                <w:color w:val="282C34"/>
-                <w:sz w:val="18"/>
-              </w:rPr>
-              <w:t xml:space="preserve"> Pin 2</w:t>
+              <w:t>Output Choke L_o Pin 2</w:t>
             </w:r>
           </w:p>
         </w:tc>
@@ -1511,18 +1180,10 @@
             </w:pPr>
             <w:r>
               <w:rPr>
-                <w:i/>
-                <w:color w:val="145AA0"/>
-                <w:sz w:val="18"/>
-              </w:rPr>
-              <w:t>C_{out</w:t>
-            </w:r>
-            <w:r>
-              <w:rPr>
                 <w:color w:val="282C34"/>
                 <w:sz w:val="18"/>
               </w:rPr>
-              <w:t xml:space="preserve"> bank (+), Feedback network, Load (+)</w:t>
+              <w:t>C_out bank (+), Feedback network, Load (+)</w:t>
             </w:r>
           </w:p>
         </w:tc>
@@ -1644,18 +1305,10 @@
             </w:pPr>
             <w:r>
               <w:rPr>
-                <w:i/>
-                <w:color w:val="145AA0"/>
-                <w:sz w:val="18"/>
-              </w:rPr>
-              <w:t>C_{out</w:t>
-            </w:r>
-            <w:r>
-              <w:rPr>
                 <w:color w:val="282C34"/>
                 <w:sz w:val="18"/>
               </w:rPr>
-              <w:t xml:space="preserve"> bank (-), Secondary Return</w:t>
+              <w:t>C_out bank (-), Secondary Return</w:t>
             </w:r>
           </w:p>
         </w:tc>
@@ -1703,22 +1356,7 @@
                 <w:color w:val="282C34"/>
                 <w:sz w:val="18"/>
               </w:rPr>
-              <w:t>Carries total load return current (</w:t>
-            </w:r>
-            <w:r>
-              <w:rPr>
-                <w:i/>
-                <w:color w:val="145AA0"/>
-                <w:sz w:val="18"/>
-              </w:rPr>
-              <w:t>25\,A</w:t>
-            </w:r>
-            <w:r>
-              <w:rPr>
-                <w:color w:val="282C34"/>
-                <w:sz w:val="18"/>
-              </w:rPr>
-              <w:t>).</w:t>
+              <w:t>Carries total load return current (25 A).</w:t>
             </w:r>
           </w:p>
         </w:tc>
@@ -1913,7 +1551,7 @@
                 <w:color w:val="282C34"/>
                 <w:sz w:val="18"/>
               </w:rPr>
-              <w:t>$Q_1, Q_2$</w:t>
+              <w:t>Q_1, Q_2</w:t>
             </w:r>
           </w:p>
         </w:tc>
@@ -1982,11 +1620,10 @@
             </w:pPr>
             <w:r>
               <w:rPr>
-                <w:i/>
-                <w:color w:val="145AA0"/>
+                <w:color w:val="282C34"/>
                 <w:sz w:val="18"/>
               </w:rPr>
-              <w:t>V_{DS = 650\,V, I_D = 24\,A, R_{DS(on) = 99\,m\Omega, Q_g = 32\,nC</w:t>
+              <w:t>V_DS = 650 V, I_D = 24 A, R_DS(on) = 99 mΩ, Q_g = 32 nC</w:t>
             </w:r>
           </w:p>
         </w:tc>
@@ -2010,22 +1647,7 @@
                 <w:color w:val="282C34"/>
                 <w:sz w:val="18"/>
               </w:rPr>
-              <w:t xml:space="preserve">CoolMOS C7 technology minimizes switching and gate charge losses at </w:t>
-            </w:r>
-            <w:r>
-              <w:rPr>
-                <w:i/>
-                <w:color w:val="145AA0"/>
-                <w:sz w:val="18"/>
-              </w:rPr>
-              <w:t>100\,kHz</w:t>
-            </w:r>
-            <w:r>
-              <w:rPr>
-                <w:color w:val="282C34"/>
-                <w:sz w:val="18"/>
-              </w:rPr>
-              <w:t>.</w:t>
+              <w:t>CoolMOS C7 technology minimizes switching and gate charge losses at 100 kHz.</w:t>
             </w:r>
           </w:p>
         </w:tc>
@@ -2053,7 +1675,7 @@
                 <w:color w:val="282C34"/>
                 <w:sz w:val="18"/>
               </w:rPr>
-              <w:t>$C_1, C_2$</w:t>
+              <w:t>C_1, C_2</w:t>
             </w:r>
           </w:p>
         </w:tc>
@@ -2125,11 +1747,10 @@
             </w:pPr>
             <w:r>
               <w:rPr>
-                <w:i/>
-                <w:color w:val="145AA0"/>
+                <w:color w:val="282C34"/>
                 <w:sz w:val="18"/>
               </w:rPr>
-              <w:t>2.2\,µF, 450\,V_{DC, Metallized Polypropylene Film</w:t>
+              <w:t>2.2 µF, 450 V_DC, Metallized Polypropylene Film</w:t>
             </w:r>
           </w:p>
         </w:tc>
@@ -2154,22 +1775,7 @@
                 <w:color w:val="282C34"/>
                 <w:sz w:val="18"/>
               </w:rPr>
-              <w:t>Handles high continuous AC ripple current (</w:t>
-            </w:r>
-            <w:r>
-              <w:rPr>
-                <w:i/>
-                <w:color w:val="145AA0"/>
-                <w:sz w:val="18"/>
-              </w:rPr>
-              <w:t>I_{rms \approx 2.5\,A</w:t>
-            </w:r>
-            <w:r>
-              <w:rPr>
-                <w:color w:val="282C34"/>
-                <w:sz w:val="18"/>
-              </w:rPr>
-              <w:t>); film dielectric avoids capacitance drift.</w:t>
+              <w:t>Handles high continuous AC ripple current (I_rms ≈ 2.5 A); film dielectric avoids capacitance drift.</w:t>
             </w:r>
           </w:p>
         </w:tc>
@@ -2196,7 +1802,7 @@
                 <w:color w:val="282C34"/>
                 <w:sz w:val="18"/>
               </w:rPr>
-              <w:t>$C_b$</w:t>
+              <w:t>C_b</w:t>
             </w:r>
           </w:p>
         </w:tc>
@@ -2265,11 +1871,10 @@
             </w:pPr>
             <w:r>
               <w:rPr>
-                <w:i/>
-                <w:color w:val="145AA0"/>
+                <w:color w:val="282C34"/>
                 <w:sz w:val="18"/>
               </w:rPr>
-              <w:t>0.47\,µF, 630\,V_{DC, High-Pulse Film</w:t>
+              <w:t>0.47 µF, 630 V_DC, High-Pulse Film</w:t>
             </w:r>
           </w:p>
         </w:tc>
@@ -2321,7 +1926,7 @@
                 <w:color w:val="282C34"/>
                 <w:sz w:val="18"/>
               </w:rPr>
-              <w:t>$T_1$</w:t>
+              <w:t>T_1</w:t>
             </w:r>
           </w:p>
         </w:tc>
@@ -2396,15 +2001,7 @@
                 <w:color w:val="282C34"/>
                 <w:sz w:val="18"/>
               </w:rPr>
-              <w:t xml:space="preserve">Turns: </w:t>
-            </w:r>
-            <w:r>
-              <w:rPr>
-                <w:i/>
-                <w:color w:val="145AA0"/>
-                <w:sz w:val="18"/>
-              </w:rPr>
-              <w:t>24:(2+2), L_m = 1.8\,m\H, L_{lk &lt; 2.5\,µH</w:t>
+              <w:t>Turns: 24:(2+2), L_m = 1.8 mH, L_lk &lt; 2.5 µH</w:t>
             </w:r>
           </w:p>
         </w:tc>
@@ -2456,7 +2053,7 @@
                 <w:color w:val="282C34"/>
                 <w:sz w:val="18"/>
               </w:rPr>
-              <w:t>$D_1, D_2$</w:t>
+              <w:t>D_1, D_2</w:t>
             </w:r>
           </w:p>
         </w:tc>
@@ -2525,11 +2122,10 @@
             </w:pPr>
             <w:r>
               <w:rPr>
-                <w:i/>
-                <w:color w:val="145AA0"/>
+                <w:color w:val="282C34"/>
                 <w:sz w:val="18"/>
               </w:rPr>
-              <w:t>V_{RRM = 200\,V, I_F = 40\,A, V_F = 0.72\,V</w:t>
+              <w:t>V_RRM = 200 V, I_F = 40 A, V_F = 0.72 V</w:t>
             </w:r>
           </w:p>
         </w:tc>
@@ -2581,7 +2177,7 @@
                 <w:color w:val="282C34"/>
                 <w:sz w:val="18"/>
               </w:rPr>
-              <w:t>$L_o$</w:t>
+              <w:t>L_o</w:t>
             </w:r>
           </w:p>
         </w:tc>
@@ -2653,11 +2249,10 @@
             </w:pPr>
             <w:r>
               <w:rPr>
-                <w:i/>
-                <w:color w:val="145AA0"/>
+                <w:color w:val="282C34"/>
                 <w:sz w:val="18"/>
               </w:rPr>
-              <w:t>L = 4.7\,µH, I_{sat = 36\,A, I_{rms = 30\,A, DCR = 1.2\,m\Omega</w:t>
+              <w:t>L = 4.7 µH, I_sat = 36 A, I_rms = 30 A, DCR = 1.2 mΩ</w:t>
             </w:r>
           </w:p>
         </w:tc>
@@ -2682,22 +2277,7 @@
                 <w:color w:val="282C34"/>
                 <w:sz w:val="18"/>
               </w:rPr>
-              <w:t xml:space="preserve">Low-loss molded powder choke rated for </w:t>
-            </w:r>
-            <w:r>
-              <w:rPr>
-                <w:i/>
-                <w:color w:val="145AA0"/>
-                <w:sz w:val="18"/>
-              </w:rPr>
-              <w:t>&gt; 30\,A</w:t>
-            </w:r>
-            <w:r>
-              <w:rPr>
-                <w:color w:val="282C34"/>
-                <w:sz w:val="18"/>
-              </w:rPr>
-              <w:t xml:space="preserve"> continuous saturation.</w:t>
+              <w:t>Low-loss molded powder choke rated for &gt; 30 A continuous saturation.</w:t>
             </w:r>
           </w:p>
         </w:tc>
@@ -2724,7 +2304,7 @@
                 <w:color w:val="282C34"/>
                 <w:sz w:val="18"/>
               </w:rPr>
-              <w:t>$C_{out,bulk}$</w:t>
+              <w:t>C_out,bulk</w:t>
             </w:r>
           </w:p>
         </w:tc>
@@ -2793,11 +2373,10 @@
             </w:pPr>
             <w:r>
               <w:rPr>
-                <w:i/>
-                <w:color w:val="145AA0"/>
+                <w:color w:val="282C34"/>
                 <w:sz w:val="18"/>
               </w:rPr>
-              <w:t>4 × 470\,µF, 25\,V, OS-CON Polymer, ESR = 5\,m\Omega</w:t>
+              <w:t>4 * 470 µF, 25 V, OS-CON Polymer, ESR = 5 mΩ</w:t>
             </w:r>
           </w:p>
         </w:tc>
@@ -2821,37 +2400,7 @@
                 <w:color w:val="282C34"/>
                 <w:sz w:val="18"/>
               </w:rPr>
-              <w:t xml:space="preserve">Paralleled bank yields total ESR of </w:t>
-            </w:r>
-            <w:r>
-              <w:rPr>
-                <w:i/>
-                <w:color w:val="145AA0"/>
-                <w:sz w:val="18"/>
-              </w:rPr>
-              <w:t>1.25\,m\Omega</w:t>
-            </w:r>
-            <w:r>
-              <w:rPr>
-                <w:color w:val="282C34"/>
-                <w:sz w:val="18"/>
-              </w:rPr>
-              <w:t xml:space="preserve"> for ultra-low output ripple (</w:t>
-            </w:r>
-            <w:r>
-              <w:rPr>
-                <w:i/>
-                <w:color w:val="145AA0"/>
-                <w:sz w:val="18"/>
-              </w:rPr>
-              <w:t>&lt; 15\,mV</w:t>
-            </w:r>
-            <w:r>
-              <w:rPr>
-                <w:color w:val="282C34"/>
-                <w:sz w:val="18"/>
-              </w:rPr>
-              <w:t>).</w:t>
+              <w:t>Paralleled bank yields total ESR of 1.25 mΩ for ultra-low output ripple (&lt; 15 mV).</w:t>
             </w:r>
           </w:p>
         </w:tc>
@@ -2879,7 +2428,7 @@
                 <w:color w:val="282C34"/>
                 <w:sz w:val="18"/>
               </w:rPr>
-              <w:t>$U_1$ (Driver)</w:t>
+              <w:t>U_1 (Driver)</w:t>
             </w:r>
           </w:p>
         </w:tc>
@@ -2951,41 +2500,10 @@
             </w:pPr>
             <w:r>
               <w:rPr>
-                <w:i/>
-                <w:color w:val="145AA0"/>
-                <w:sz w:val="18"/>
-              </w:rPr>
-              <w:t>120\,V / 650\,V</w:t>
-            </w:r>
-            <w:r>
-              <w:rPr>
                 <w:color w:val="282C34"/>
                 <w:sz w:val="18"/>
               </w:rPr>
-              <w:t xml:space="preserve"> bootstrap, </w:t>
-            </w:r>
-            <w:r>
-              <w:rPr>
-                <w:i/>
-                <w:color w:val="145AA0"/>
-                <w:sz w:val="18"/>
-              </w:rPr>
-              <w:t>3\,A</w:t>
-            </w:r>
-            <w:r>
-              <w:rPr>
-                <w:color w:val="282C34"/>
-                <w:sz w:val="18"/>
-              </w:rPr>
-              <w:t xml:space="preserve"> sink / source, robust </w:t>
-            </w:r>
-            <w:r>
-              <w:rPr>
-                <w:i/>
-                <w:color w:val="145AA0"/>
-                <w:sz w:val="18"/>
-              </w:rPr>
-              <w:t>dv/dt</w:t>
+              <w:t>120 V / 650 V bootstrap, 3 A sink / source, robust dv/dt</w:t>
             </w:r>
           </w:p>
         </w:tc>
@@ -3010,22 +2528,7 @@
                 <w:color w:val="282C34"/>
                 <w:sz w:val="18"/>
               </w:rPr>
-              <w:t xml:space="preserve">Withstands negative transient swings on HB pin down to </w:t>
-            </w:r>
-            <w:r>
-              <w:rPr>
-                <w:i/>
-                <w:color w:val="145AA0"/>
-                <w:sz w:val="18"/>
-              </w:rPr>
-              <w:t>-5\,V</w:t>
-            </w:r>
-            <w:r>
-              <w:rPr>
-                <w:color w:val="282C34"/>
-                <w:sz w:val="18"/>
-              </w:rPr>
-              <w:t>.</w:t>
+              <w:t>Withstands negative transient swings on HB pin down to -5 V.</w:t>
             </w:r>
           </w:p>
         </w:tc>
@@ -3057,7 +2560,7 @@
           <w:color w:val="282C34"/>
           <w:sz w:val="21"/>
         </w:rPr>
-        <w:t>Phase 1: High-Side Conduction ($Q_1$ ON, $0 &lt; t \le D \cdot T_s$)</w:t>
+        <w:t>Phase 1: High-Side Conduction (Q_1 ON, 0 &lt; t &lt;= D * T_s)</w:t>
       </w:r>
       <w:r>
         <w:rPr>
@@ -3075,33 +2578,10 @@
       </w:pPr>
       <w:r>
         <w:rPr>
-          <w:i/>
-          <w:color w:val="145AA0"/>
-          <w:sz w:val="21"/>
-        </w:rPr>
-        <w:t>Q_1</w:t>
-      </w:r>
-      <w:r>
-        <w:rPr>
           <w:color w:val="282C34"/>
           <w:sz w:val="21"/>
         </w:rPr>
-        <w:t xml:space="preserve"> turns ON while </w:t>
-      </w:r>
-      <w:r>
-        <w:rPr>
-          <w:i/>
-          <w:color w:val="145AA0"/>
-          <w:sz w:val="21"/>
-        </w:rPr>
-        <w:t>Q_2</w:t>
-      </w:r>
-      <w:r>
-        <w:rPr>
-          <w:color w:val="282C34"/>
-          <w:sz w:val="21"/>
-        </w:rPr>
-        <w:t xml:space="preserve"> remains OFF.</w:t>
+        <w:t>Q_1 turns ON while Q_2 remains OFF.</w:t>
       </w:r>
     </w:p>
     <w:p>
@@ -3115,22 +2595,7 @@
           <w:color w:val="282C34"/>
           <w:sz w:val="21"/>
         </w:rPr>
-        <w:t xml:space="preserve">Primary winding voltage is clamped to </w:t>
-      </w:r>
-      <w:r>
-        <w:rPr>
-          <w:i/>
-          <w:color w:val="145AA0"/>
-          <w:sz w:val="21"/>
-        </w:rPr>
-        <w:t>V_p = V_{IN - \frac{V_{IN{2 = +\frac{V_{IN{2</w:t>
-      </w:r>
-      <w:r>
-        <w:rPr>
-          <w:color w:val="282C34"/>
-          <w:sz w:val="21"/>
-        </w:rPr>
-        <w:t>.</w:t>
+        <w:t>Primary winding voltage is clamped to V_p = V_IN - V_IN / 2 = +V_IN / 2.</w:t>
       </w:r>
     </w:p>
     <w:p>
@@ -3144,82 +2609,7 @@
           <w:color w:val="282C34"/>
           <w:sz w:val="21"/>
         </w:rPr>
-        <w:t xml:space="preserve">Secondary winding </w:t>
-      </w:r>
-      <w:r>
-        <w:rPr>
-          <w:i/>
-          <w:color w:val="145AA0"/>
-          <w:sz w:val="21"/>
-        </w:rPr>
-        <w:t>N_{s1</w:t>
-      </w:r>
-      <w:r>
-        <w:rPr>
-          <w:color w:val="282C34"/>
-          <w:sz w:val="21"/>
-        </w:rPr>
-        <w:t xml:space="preserve"> forward-biases diode </w:t>
-      </w:r>
-      <w:r>
-        <w:rPr>
-          <w:i/>
-          <w:color w:val="145AA0"/>
-          <w:sz w:val="21"/>
-        </w:rPr>
-        <w:t>D_1</w:t>
-      </w:r>
-      <w:r>
-        <w:rPr>
-          <w:color w:val="282C34"/>
-          <w:sz w:val="21"/>
-        </w:rPr>
-        <w:t xml:space="preserve">, driving power into output inductor </w:t>
-      </w:r>
-      <w:r>
-        <w:rPr>
-          <w:i/>
-          <w:color w:val="145AA0"/>
-          <w:sz w:val="21"/>
-        </w:rPr>
-        <w:t>L_o</w:t>
-      </w:r>
-      <w:r>
-        <w:rPr>
-          <w:color w:val="282C34"/>
-          <w:sz w:val="21"/>
-        </w:rPr>
-        <w:t xml:space="preserve"> and capacitor </w:t>
-      </w:r>
-      <w:r>
-        <w:rPr>
-          <w:i/>
-          <w:color w:val="145AA0"/>
-          <w:sz w:val="21"/>
-        </w:rPr>
-        <w:t>C_o</w:t>
-      </w:r>
-      <w:r>
-        <w:rPr>
-          <w:color w:val="282C34"/>
-          <w:sz w:val="21"/>
-        </w:rPr>
-        <w:t xml:space="preserve">. Secondary voltage is </w:t>
-      </w:r>
-      <w:r>
-        <w:rPr>
-          <w:i/>
-          <w:color w:val="145AA0"/>
-          <w:sz w:val="21"/>
-        </w:rPr>
-        <w:t>V_s = +\frac{V_{IN{2 \cdot ≤ft(\frac{N_s{N_p\right)</w:t>
-      </w:r>
-      <w:r>
-        <w:rPr>
-          <w:color w:val="282C34"/>
-          <w:sz w:val="21"/>
-        </w:rPr>
-        <w:t>.</w:t>
+        <w:t>Secondary winding N_s1 forward-biases diode D_1, driving power into output inductor L_o and capacitor C_o. Secondary voltage is V_s = +V_IN / 2 * (N_s / N_p).</w:t>
       </w:r>
     </w:p>
     <w:p>
@@ -3234,7 +2624,7 @@
           <w:color w:val="282C34"/>
           <w:sz w:val="21"/>
         </w:rPr>
-        <w:t>Phase 2: Dead-Time ($Q_1, Q_2$ OFF, $D \cdot T_s &lt; t \le 0.5 T_s$)</w:t>
+        <w:t>Phase 2: Dead-Time (Q_1, Q_2 OFF, D * T_s &lt; t &lt;= 0.5 T_s)</w:t>
       </w:r>
       <w:r>
         <w:rPr>
@@ -3269,67 +2659,7 @@
           <w:color w:val="282C34"/>
           <w:sz w:val="21"/>
         </w:rPr>
-        <w:t xml:space="preserve">Secondary diodes </w:t>
-      </w:r>
-      <w:r>
-        <w:rPr>
-          <w:i/>
-          <w:color w:val="145AA0"/>
-          <w:sz w:val="21"/>
-        </w:rPr>
-        <w:t>D_1</w:t>
-      </w:r>
-      <w:r>
-        <w:rPr>
-          <w:color w:val="282C34"/>
-          <w:sz w:val="21"/>
-        </w:rPr>
-        <w:t xml:space="preserve"> and </w:t>
-      </w:r>
-      <w:r>
-        <w:rPr>
-          <w:i/>
-          <w:color w:val="145AA0"/>
-          <w:sz w:val="21"/>
-        </w:rPr>
-        <w:t>D_2</w:t>
-      </w:r>
-      <w:r>
-        <w:rPr>
-          <w:color w:val="282C34"/>
-          <w:sz w:val="21"/>
-        </w:rPr>
-        <w:t xml:space="preserve"> both conduct simultaneously, freewheeling output inductor current </w:t>
-      </w:r>
-      <w:r>
-        <w:rPr>
-          <w:i/>
-          <w:color w:val="145AA0"/>
-          <w:sz w:val="21"/>
-        </w:rPr>
-        <w:t>I_{Lo</w:t>
-      </w:r>
-      <w:r>
-        <w:rPr>
-          <w:color w:val="282C34"/>
-          <w:sz w:val="21"/>
-        </w:rPr>
-        <w:t xml:space="preserve"> and clamping secondary voltage to </w:t>
-      </w:r>
-      <w:r>
-        <w:rPr>
-          <w:i/>
-          <w:color w:val="145AA0"/>
-          <w:sz w:val="21"/>
-        </w:rPr>
-        <w:t>\approx 0\,V</w:t>
-      </w:r>
-      <w:r>
-        <w:rPr>
-          <w:color w:val="282C34"/>
-          <w:sz w:val="21"/>
-        </w:rPr>
-        <w:t>.</w:t>
+        <w:t>Secondary diodes D_1 and D_2 both conduct simultaneously, freewheeling output inductor current I_Lo and clamping secondary voltage to ≈ 0 V.</w:t>
       </w:r>
     </w:p>
     <w:p>
@@ -3344,7 +2674,7 @@
           <w:color w:val="282C34"/>
           <w:sz w:val="21"/>
         </w:rPr>
-        <w:t>Phase 3: Low-Side Conduction ($Q_2$ ON, $0.5 T_s &lt; t \le (0.5 + D) \cdot T_s$)</w:t>
+        <w:t>Phase 3: Low-Side Conduction (Q_2 ON, 0.5 T_s &lt; t &lt;= (0.5 + D) * T_s)</w:t>
       </w:r>
       <w:r>
         <w:rPr>
@@ -3362,33 +2692,10 @@
       </w:pPr>
       <w:r>
         <w:rPr>
-          <w:i/>
-          <w:color w:val="145AA0"/>
-          <w:sz w:val="21"/>
-        </w:rPr>
-        <w:t>Q_2</w:t>
-      </w:r>
-      <w:r>
-        <w:rPr>
           <w:color w:val="282C34"/>
           <w:sz w:val="21"/>
         </w:rPr>
-        <w:t xml:space="preserve"> turns ON while </w:t>
-      </w:r>
-      <w:r>
-        <w:rPr>
-          <w:i/>
-          <w:color w:val="145AA0"/>
-          <w:sz w:val="21"/>
-        </w:rPr>
-        <w:t>Q_1</w:t>
-      </w:r>
-      <w:r>
-        <w:rPr>
-          <w:color w:val="282C34"/>
-          <w:sz w:val="21"/>
-        </w:rPr>
-        <w:t xml:space="preserve"> remains OFF.</w:t>
+        <w:t>Q_2 turns ON while Q_1 remains OFF.</w:t>
       </w:r>
     </w:p>
     <w:p>
@@ -3402,37 +2709,7 @@
           <w:color w:val="282C34"/>
           <w:sz w:val="21"/>
         </w:rPr>
-        <w:t xml:space="preserve">Primary winding is connected between GND and the virtual neutral </w:t>
-      </w:r>
-      <w:r>
-        <w:rPr>
-          <w:i/>
-          <w:color w:val="145AA0"/>
-          <w:sz w:val="21"/>
-        </w:rPr>
-        <w:t>\frac{V_{IN{2</w:t>
-      </w:r>
-      <w:r>
-        <w:rPr>
-          <w:color w:val="282C34"/>
-          <w:sz w:val="21"/>
-        </w:rPr>
-        <w:t xml:space="preserve">, applying </w:t>
-      </w:r>
-      <w:r>
-        <w:rPr>
-          <w:i/>
-          <w:color w:val="145AA0"/>
-          <w:sz w:val="21"/>
-        </w:rPr>
-        <w:t>V_p = -\frac{V_{IN{2</w:t>
-      </w:r>
-      <w:r>
-        <w:rPr>
-          <w:color w:val="282C34"/>
-          <w:sz w:val="21"/>
-        </w:rPr>
-        <w:t>.</w:t>
+        <w:t>Primary winding is connected between GND and the virtual neutral V_IN / 2, applying V_p = -V_IN / 2.</w:t>
       </w:r>
     </w:p>
     <w:p>
@@ -3446,37 +2723,7 @@
           <w:color w:val="282C34"/>
           <w:sz w:val="21"/>
         </w:rPr>
-        <w:t xml:space="preserve">Secondary winding </w:t>
-      </w:r>
-      <w:r>
-        <w:rPr>
-          <w:i/>
-          <w:color w:val="145AA0"/>
-          <w:sz w:val="21"/>
-        </w:rPr>
-        <w:t>N_{s2</w:t>
-      </w:r>
-      <w:r>
-        <w:rPr>
-          <w:color w:val="282C34"/>
-          <w:sz w:val="21"/>
-        </w:rPr>
-        <w:t xml:space="preserve"> forward-biases diode </w:t>
-      </w:r>
-      <w:r>
-        <w:rPr>
-          <w:i/>
-          <w:color w:val="145AA0"/>
-          <w:sz w:val="21"/>
-        </w:rPr>
-        <w:t>D_2</w:t>
-      </w:r>
-      <w:r>
-        <w:rPr>
-          <w:color w:val="282C34"/>
-          <w:sz w:val="21"/>
-        </w:rPr>
-        <w:t>, driving load power with reversed transformer polarity.</w:t>
+        <w:t>Secondary winding N_s2 forward-biases diode D_2, driving load power with reversed transformer polarity.</w:t>
       </w:r>
     </w:p>
     <w:p>
@@ -3491,7 +2738,7 @@
           <w:color w:val="282C34"/>
           <w:sz w:val="21"/>
         </w:rPr>
-        <w:t>Phase 4: Dead-Time ($Q_1, Q_2$ OFF, $(0.5 + D) \cdot T_s &lt; t \le T_s$)</w:t>
+        <w:t>Phase 4: Dead-Time (Q_1, Q_2 OFF, (0.5 + D) * T_s &lt; t &lt;= T_s)</w:t>
       </w:r>
       <w:r>
         <w:rPr>
@@ -3655,50 +2902,53 @@
           <w:color w:val="282C34"/>
           <w:sz w:val="21"/>
         </w:rPr>
-        <w:t xml:space="preserve">Because each half-cycle applies only </w:t>
-      </w:r>
-      <w:r>
-        <w:rPr>
-          <w:i/>
-          <w:color w:val="145AA0"/>
-          <w:sz w:val="21"/>
-        </w:rPr>
-        <w:t>\frac{V_{IN{2</w:t>
-      </w:r>
-      <w:r>
-        <w:rPr>
-          <w:color w:val="282C34"/>
-          <w:sz w:val="21"/>
-        </w:rPr>
-        <w:t xml:space="preserve"> to the primary winding:</w:t>
+        <w:t>Because each half-cycle applies only V_IN / 2 to the primary winding:</w:t>
       </w:r>
     </w:p>
-    <w:p>
-      <w:pPr>
-        <w:spacing w:after="80"/>
-      </w:pPr>
-      <w:r>
-        <w:rPr>
-          <w:i/>
-          <w:color w:val="145AA0"/>
-          <w:sz w:val="21"/>
-        </w:rPr>
-      </w:r>
-      <w:r>
-        <w:rPr>
-          <w:color w:val="282C34"/>
-          <w:sz w:val="21"/>
-        </w:rPr>
-        <w:t>V_{out} = \frac{N_s}{N_p} \cdot V_{IN} \cdot D</w:t>
-      </w:r>
-      <w:r>
-        <w:rPr>
-          <w:i/>
-          <w:color w:val="145AA0"/>
-          <w:sz w:val="21"/>
-        </w:rPr>
-      </w:r>
-    </w:p>
+    <w:tbl>
+      <w:tblPr>
+        <w:tblW w:type="auto" w:w="0"/>
+        <w:jc w:val="center"/>
+        <w:tblLook w:firstColumn="1" w:firstRow="1" w:lastColumn="0" w:lastRow="0" w:noHBand="0" w:noVBand="1" w:val="04A0"/>
+      </w:tblPr>
+      <w:tblGrid>
+        <w:gridCol w:w="9792"/>
+      </w:tblGrid>
+      <w:tr>
+        <w:tc>
+          <w:tcPr>
+            <w:tcW w:type="dxa" w:w="9792"/>
+            <w:shd w:fill="F5F6F8"/>
+            <w:tcMar>
+              <w:top w:w="80" w:type="dxa"/>
+              <w:bottom w:w="80" w:type="dxa"/>
+              <w:left w:w="140" w:type="dxa"/>
+              <w:right w:w="140" w:type="dxa"/>
+            </w:tcMar>
+            <w:tcBorders>
+              <w:left w:val="single" w:sz="18" w:space="0" w:color="CBD5E0"/>
+              <w:top w:val="none"/>
+              <w:right w:val="none"/>
+              <w:bottom w:val="none"/>
+            </w:tcBorders>
+          </w:tcPr>
+          <w:p>
+            <w:pPr>
+              <w:spacing w:line="240" w:lineRule="auto" w:after="0"/>
+            </w:pPr>
+            <w:r>
+              <w:rPr>
+                <w:rFonts w:ascii="Consolas" w:hAnsi="Consolas"/>
+                <w:color w:val="2D3748"/>
+                <w:sz w:val="18"/>
+              </w:rPr>
+              <w:t>V_out = N_s / N_p * V_IN * D</w:t>
+            </w:r>
+          </w:p>
+        </w:tc>
+      </w:tr>
+    </w:tbl>
+    <w:p/>
     <w:p>
       <w:pPr>
         <w:spacing w:after="80"/>
@@ -3708,52 +2958,7 @@
           <w:color w:val="282C34"/>
           <w:sz w:val="21"/>
         </w:rPr>
-        <w:t xml:space="preserve">Where </w:t>
-      </w:r>
-      <w:r>
-        <w:rPr>
-          <w:i/>
-          <w:color w:val="145AA0"/>
-          <w:sz w:val="21"/>
-        </w:rPr>
-        <w:t>D = \frac{t_{on{T_s</w:t>
-      </w:r>
-      <w:r>
-        <w:rPr>
-          <w:color w:val="282C34"/>
-          <w:sz w:val="21"/>
-        </w:rPr>
-        <w:t xml:space="preserve"> is the duty cycle per switch (</w:t>
-      </w:r>
-      <w:r>
-        <w:rPr>
-          <w:i/>
-          <w:color w:val="145AA0"/>
-          <w:sz w:val="21"/>
-        </w:rPr>
-        <w:t>0 ≤ D &lt; 0.5</w:t>
-      </w:r>
-      <w:r>
-        <w:rPr>
-          <w:color w:val="282C34"/>
-          <w:sz w:val="21"/>
-        </w:rPr>
-        <w:t xml:space="preserve">, practically </w:t>
-      </w:r>
-      <w:r>
-        <w:rPr>
-          <w:i/>
-          <w:color w:val="145AA0"/>
-          <w:sz w:val="21"/>
-        </w:rPr>
-        <w:t>D_{max \approx 0.42 \dots 0.45</w:t>
-      </w:r>
-      <w:r>
-        <w:rPr>
-          <w:color w:val="282C34"/>
-          <w:sz w:val="21"/>
-        </w:rPr>
-        <w:t>).</w:t>
+        <w:t>Where D = t_on / T_s is the duty cycle per switch (0 &lt;= D &lt; 0.5, practically D_max ≈ 0.42 ... 0.45).</w:t>
       </w:r>
     </w:p>
     <w:p>
@@ -3791,32 +2996,50 @@
         <w:t>:</w:t>
       </w:r>
     </w:p>
-    <w:p>
-      <w:pPr>
-        <w:spacing w:after="80"/>
-      </w:pPr>
-      <w:r>
-        <w:rPr>
-          <w:i/>
-          <w:color w:val="145AA0"/>
-          <w:sz w:val="21"/>
-        </w:rPr>
-      </w:r>
-      <w:r>
-        <w:rPr>
-          <w:color w:val="282C34"/>
-          <w:sz w:val="21"/>
-        </w:rPr>
-        <w:t>V_{DS,max} = V_{IN,max}</w:t>
-      </w:r>
-      <w:r>
-        <w:rPr>
-          <w:i/>
-          <w:color w:val="145AA0"/>
-          <w:sz w:val="21"/>
-        </w:rPr>
-      </w:r>
-    </w:p>
+    <w:tbl>
+      <w:tblPr>
+        <w:tblW w:type="auto" w:w="0"/>
+        <w:jc w:val="center"/>
+        <w:tblLook w:firstColumn="1" w:firstRow="1" w:lastColumn="0" w:lastRow="0" w:noHBand="0" w:noVBand="1" w:val="04A0"/>
+      </w:tblPr>
+      <w:tblGrid>
+        <w:gridCol w:w="9792"/>
+      </w:tblGrid>
+      <w:tr>
+        <w:tc>
+          <w:tcPr>
+            <w:tcW w:type="dxa" w:w="9792"/>
+            <w:shd w:fill="F5F6F8"/>
+            <w:tcMar>
+              <w:top w:w="80" w:type="dxa"/>
+              <w:bottom w:w="80" w:type="dxa"/>
+              <w:left w:w="140" w:type="dxa"/>
+              <w:right w:w="140" w:type="dxa"/>
+            </w:tcMar>
+            <w:tcBorders>
+              <w:left w:val="single" w:sz="18" w:space="0" w:color="CBD5E0"/>
+              <w:top w:val="none"/>
+              <w:right w:val="none"/>
+              <w:bottom w:val="none"/>
+            </w:tcBorders>
+          </w:tcPr>
+          <w:p>
+            <w:pPr>
+              <w:spacing w:line="240" w:lineRule="auto" w:after="0"/>
+            </w:pPr>
+            <w:r>
+              <w:rPr>
+                <w:rFonts w:ascii="Consolas" w:hAnsi="Consolas"/>
+                <w:color w:val="2D3748"/>
+                <w:sz w:val="18"/>
+              </w:rPr>
+              <w:t>V_DS,max = V_IN,max</w:t>
+            </w:r>
+          </w:p>
+        </w:tc>
+      </w:tr>
+    </w:tbl>
+    <w:p/>
     <w:p>
       <w:pPr>
         <w:spacing w:after="80"/>
@@ -3827,7 +3050,14 @@
           <w:color w:val="282C34"/>
           <w:sz w:val="21"/>
         </w:rPr>
-        <w:t>(A massive advantage over Push-Pull, which sees $2 \cdot V_{IN}$.)</w:t>
+        <w:t xml:space="preserve">(A massive advantage over Push-Pull, which sees 2 </w:t>
+      </w:r>
+      <w:r>
+        <w:rPr>
+          <w:color w:val="282C34"/>
+          <w:sz w:val="21"/>
+        </w:rPr>
+        <w:t xml:space="preserve"> V_IN.)*</w:t>
       </w:r>
     </w:p>
     <w:p>
@@ -3861,76 +3091,97 @@
           <w:color w:val="282C34"/>
           <w:sz w:val="21"/>
         </w:rPr>
-        <w:t>Because primary voltage is halved (</w:t>
-      </w:r>
-      <w:r>
-        <w:rPr>
-          <w:i/>
-          <w:color w:val="145AA0"/>
-          <w:sz w:val="21"/>
-        </w:rPr>
-        <w:t>\frac{V_{IN{2</w:t>
-      </w:r>
-      <w:r>
-        <w:rPr>
-          <w:color w:val="282C34"/>
-          <w:sz w:val="21"/>
-        </w:rPr>
-        <w:t>), primary RMS current is doubled compared to full-bridge for identical power:</w:t>
+        <w:t>Because primary voltage is halved (V_IN / 2), primary RMS current is doubled compared to full-bridge for identical power:</w:t>
       </w:r>
     </w:p>
-    <w:p>
-      <w:pPr>
-        <w:spacing w:after="80"/>
-      </w:pPr>
-      <w:r>
-        <w:rPr>
-          <w:i/>
-          <w:color w:val="145AA0"/>
-          <w:sz w:val="21"/>
-        </w:rPr>
-      </w:r>
-      <w:r>
-        <w:rPr>
-          <w:color w:val="282C34"/>
-          <w:sz w:val="21"/>
-        </w:rPr>
-        <w:t>I_{pri,pk} \approx \frac{N_s}{N_p} \cdot I_o = \frac{V_o \cdot I_o}{\frac{V_{IN}}{2} \cdot 2 D} = \frac{P_{out}}{\eta \cdot V_{IN} \cdot D}</w:t>
-      </w:r>
-      <w:r>
-        <w:rPr>
-          <w:i/>
-          <w:color w:val="145AA0"/>
-          <w:sz w:val="21"/>
-        </w:rPr>
-      </w:r>
-    </w:p>
-    <w:p>
-      <w:pPr>
-        <w:spacing w:after="80"/>
-      </w:pPr>
-      <w:r>
-        <w:rPr>
-          <w:i/>
-          <w:color w:val="145AA0"/>
-          <w:sz w:val="21"/>
-        </w:rPr>
-      </w:r>
-      <w:r>
-        <w:rPr>
-          <w:color w:val="282C34"/>
-          <w:sz w:val="21"/>
-        </w:rPr>
-        <w:t>I_{pri,rms} \approx I_{pri,pk} \cdot \sqrt{2 D}</w:t>
-      </w:r>
-      <w:r>
-        <w:rPr>
-          <w:i/>
-          <w:color w:val="145AA0"/>
-          <w:sz w:val="21"/>
-        </w:rPr>
-      </w:r>
-    </w:p>
+    <w:tbl>
+      <w:tblPr>
+        <w:tblW w:type="auto" w:w="0"/>
+        <w:jc w:val="center"/>
+        <w:tblLook w:firstColumn="1" w:firstRow="1" w:lastColumn="0" w:lastRow="0" w:noHBand="0" w:noVBand="1" w:val="04A0"/>
+      </w:tblPr>
+      <w:tblGrid>
+        <w:gridCol w:w="9792"/>
+      </w:tblGrid>
+      <w:tr>
+        <w:tc>
+          <w:tcPr>
+            <w:tcW w:type="dxa" w:w="9792"/>
+            <w:shd w:fill="F5F6F8"/>
+            <w:tcMar>
+              <w:top w:w="80" w:type="dxa"/>
+              <w:bottom w:w="80" w:type="dxa"/>
+              <w:left w:w="140" w:type="dxa"/>
+              <w:right w:w="140" w:type="dxa"/>
+            </w:tcMar>
+            <w:tcBorders>
+              <w:left w:val="single" w:sz="18" w:space="0" w:color="CBD5E0"/>
+              <w:top w:val="none"/>
+              <w:right w:val="none"/>
+              <w:bottom w:val="none"/>
+            </w:tcBorders>
+          </w:tcPr>
+          <w:p>
+            <w:pPr>
+              <w:spacing w:line="240" w:lineRule="auto" w:after="0"/>
+            </w:pPr>
+            <w:r>
+              <w:rPr>
+                <w:rFonts w:ascii="Consolas" w:hAnsi="Consolas"/>
+                <w:color w:val="2D3748"/>
+                <w:sz w:val="18"/>
+              </w:rPr>
+              <w:t>I_pri,pk ≈ N_s / N_p * I_o = (V_o * I_o) / (V_IN / 2 * 2 D) = P_out / (η * V_IN * D)</w:t>
+            </w:r>
+          </w:p>
+        </w:tc>
+      </w:tr>
+    </w:tbl>
+    <w:p/>
+    <w:tbl>
+      <w:tblPr>
+        <w:tblW w:type="auto" w:w="0"/>
+        <w:jc w:val="center"/>
+        <w:tblLook w:firstColumn="1" w:firstRow="1" w:lastColumn="0" w:lastRow="0" w:noHBand="0" w:noVBand="1" w:val="04A0"/>
+      </w:tblPr>
+      <w:tblGrid>
+        <w:gridCol w:w="9792"/>
+      </w:tblGrid>
+      <w:tr>
+        <w:tc>
+          <w:tcPr>
+            <w:tcW w:type="dxa" w:w="9792"/>
+            <w:shd w:fill="F5F6F8"/>
+            <w:tcMar>
+              <w:top w:w="80" w:type="dxa"/>
+              <w:bottom w:w="80" w:type="dxa"/>
+              <w:left w:w="140" w:type="dxa"/>
+              <w:right w:w="140" w:type="dxa"/>
+            </w:tcMar>
+            <w:tcBorders>
+              <w:left w:val="single" w:sz="18" w:space="0" w:color="CBD5E0"/>
+              <w:top w:val="none"/>
+              <w:right w:val="none"/>
+              <w:bottom w:val="none"/>
+            </w:tcBorders>
+          </w:tcPr>
+          <w:p>
+            <w:pPr>
+              <w:spacing w:line="240" w:lineRule="auto" w:after="0"/>
+            </w:pPr>
+            <w:r>
+              <w:rPr>
+                <w:rFonts w:ascii="Consolas" w:hAnsi="Consolas"/>
+                <w:color w:val="2D3748"/>
+                <w:sz w:val="18"/>
+              </w:rPr>
+              <w:t>I_pri,rms ≈ I_pri,pk * sqrt(2 D)</w:t>
+            </w:r>
+          </w:p>
+        </w:tc>
+      </w:tr>
+    </w:tbl>
+    <w:p/>
     <w:p>
       <w:pPr>
         <w:spacing w:before="160" w:after="80"/>
@@ -3953,80 +3204,53 @@
           <w:color w:val="282C34"/>
           <w:sz w:val="21"/>
         </w:rPr>
-        <w:t xml:space="preserve">Capacitors </w:t>
-      </w:r>
-      <w:r>
-        <w:rPr>
-          <w:i/>
-          <w:color w:val="145AA0"/>
-          <w:sz w:val="21"/>
-        </w:rPr>
-        <w:t>C_1</w:t>
-      </w:r>
-      <w:r>
-        <w:rPr>
-          <w:color w:val="282C34"/>
-          <w:sz w:val="21"/>
-        </w:rPr>
-        <w:t xml:space="preserve"> and </w:t>
-      </w:r>
-      <w:r>
-        <w:rPr>
-          <w:i/>
-          <w:color w:val="145AA0"/>
-          <w:sz w:val="21"/>
-        </w:rPr>
-        <w:t>C_2</w:t>
-      </w:r>
-      <w:r>
-        <w:rPr>
-          <w:color w:val="282C34"/>
-          <w:sz w:val="21"/>
-        </w:rPr>
-        <w:t xml:space="preserve"> carry high AC ripple current. The AC ripple voltage across each capacitor must be restricted to </w:t>
-      </w:r>
-      <w:r>
-        <w:rPr>
-          <w:i/>
-          <w:color w:val="145AA0"/>
-          <w:sz w:val="21"/>
-        </w:rPr>
-        <w:t>\Delta V_C ≤ 5\% \dots 10\% \cdot \frac{V_{IN{2</w:t>
-      </w:r>
-      <w:r>
-        <w:rPr>
-          <w:color w:val="282C34"/>
-          <w:sz w:val="21"/>
-        </w:rPr>
-        <w:t>:</w:t>
+        <w:t>Capacitors C_1 and C_2 carry high AC ripple current. The AC ripple voltage across each capacitor must be restricted to Δ V_C &lt;= 5\% ... 10\% * V_IN / 2:</w:t>
       </w:r>
     </w:p>
-    <w:p>
-      <w:pPr>
-        <w:spacing w:after="80"/>
-      </w:pPr>
-      <w:r>
-        <w:rPr>
-          <w:i/>
-          <w:color w:val="145AA0"/>
-          <w:sz w:val="21"/>
-        </w:rPr>
-      </w:r>
-      <w:r>
-        <w:rPr>
-          <w:color w:val="282C34"/>
-          <w:sz w:val="21"/>
-        </w:rPr>
-        <w:t>C_1 = C_2 \ge \frac{I_{pri,pk} \cdot D_{max}}{2 \cdot f_s \cdot \Delta V_C}</w:t>
-      </w:r>
-      <w:r>
-        <w:rPr>
-          <w:i/>
-          <w:color w:val="145AA0"/>
-          <w:sz w:val="21"/>
-        </w:rPr>
-      </w:r>
-    </w:p>
+    <w:tbl>
+      <w:tblPr>
+        <w:tblW w:type="auto" w:w="0"/>
+        <w:jc w:val="center"/>
+        <w:tblLook w:firstColumn="1" w:firstRow="1" w:lastColumn="0" w:lastRow="0" w:noHBand="0" w:noVBand="1" w:val="04A0"/>
+      </w:tblPr>
+      <w:tblGrid>
+        <w:gridCol w:w="9792"/>
+      </w:tblGrid>
+      <w:tr>
+        <w:tc>
+          <w:tcPr>
+            <w:tcW w:type="dxa" w:w="9792"/>
+            <w:shd w:fill="F5F6F8"/>
+            <w:tcMar>
+              <w:top w:w="80" w:type="dxa"/>
+              <w:bottom w:w="80" w:type="dxa"/>
+              <w:left w:w="140" w:type="dxa"/>
+              <w:right w:w="140" w:type="dxa"/>
+            </w:tcMar>
+            <w:tcBorders>
+              <w:left w:val="single" w:sz="18" w:space="0" w:color="CBD5E0"/>
+              <w:top w:val="none"/>
+              <w:right w:val="none"/>
+              <w:bottom w:val="none"/>
+            </w:tcBorders>
+          </w:tcPr>
+          <w:p>
+            <w:pPr>
+              <w:spacing w:line="240" w:lineRule="auto" w:after="0"/>
+            </w:pPr>
+            <w:r>
+              <w:rPr>
+                <w:rFonts w:ascii="Consolas" w:hAnsi="Consolas"/>
+                <w:color w:val="2D3748"/>
+                <w:sz w:val="18"/>
+              </w:rPr>
+              <w:t>C_1 = C_2 &gt;= (I_pri,pk * D_max) / (2 * f_s * Δ V_C)</w:t>
+            </w:r>
+          </w:p>
+        </w:tc>
+      </w:tr>
+    </w:tbl>
+    <w:p/>
     <w:p>
       <w:pPr>
         <w:spacing w:before="160" w:after="80"/>
@@ -4064,65 +3288,53 @@
           <w:color w:val="282C34"/>
           <w:sz w:val="21"/>
         </w:rPr>
-        <w:t>. If a duty cycle asymmetry occurs (</w:t>
-      </w:r>
-      <w:r>
-        <w:rPr>
-          <w:i/>
-          <w:color w:val="145AA0"/>
-          <w:sz w:val="21"/>
-        </w:rPr>
-        <w:t>\Delta D = D_1 - D_2 \ne 0</w:t>
-      </w:r>
-      <w:r>
-        <w:rPr>
-          <w:color w:val="282C34"/>
-          <w:sz w:val="21"/>
-        </w:rPr>
-        <w:t>), a net DC current flows into the midpoint. The capacitor voltages drift (</w:t>
-      </w:r>
-      <w:r>
-        <w:rPr>
-          <w:i/>
-          <w:color w:val="145AA0"/>
-          <w:sz w:val="21"/>
-        </w:rPr>
-        <w:t>V_{C1 \ne V_{C2</w:t>
-      </w:r>
-      <w:r>
-        <w:rPr>
-          <w:color w:val="282C34"/>
-          <w:sz w:val="21"/>
-        </w:rPr>
-        <w:t>) until the volt-second integral across the transformer primary perfectly balances to zero:</w:t>
+        <w:t>. If a duty cycle asymmetry occurs (Δ D = D_1 - D_2 != 0), a net DC current flows into the midpoint. The capacitor voltages drift (V_C1 != V_C2) until the volt-second integral across the transformer primary perfectly balances to zero:</w:t>
       </w:r>
     </w:p>
-    <w:p>
-      <w:pPr>
-        <w:spacing w:after="80"/>
-      </w:pPr>
-      <w:r>
-        <w:rPr>
-          <w:i/>
-          <w:color w:val="145AA0"/>
-          <w:sz w:val="21"/>
-        </w:rPr>
-      </w:r>
-      <w:r>
-        <w:rPr>
-          <w:color w:val="282C34"/>
-          <w:sz w:val="21"/>
-        </w:rPr>
-        <w:t>\int_0^{T_s} v_p(t) \, dt = V_{C1} \cdot D_1 \cdot T_s - V_{C2} \cdot D_2 \cdot T_s = 0</w:t>
-      </w:r>
-      <w:r>
-        <w:rPr>
-          <w:i/>
-          <w:color w:val="145AA0"/>
-          <w:sz w:val="21"/>
-        </w:rPr>
-      </w:r>
-    </w:p>
+    <w:tbl>
+      <w:tblPr>
+        <w:tblW w:type="auto" w:w="0"/>
+        <w:jc w:val="center"/>
+        <w:tblLook w:firstColumn="1" w:firstRow="1" w:lastColumn="0" w:lastRow="0" w:noHBand="0" w:noVBand="1" w:val="04A0"/>
+      </w:tblPr>
+      <w:tblGrid>
+        <w:gridCol w:w="9792"/>
+      </w:tblGrid>
+      <w:tr>
+        <w:tc>
+          <w:tcPr>
+            <w:tcW w:type="dxa" w:w="9792"/>
+            <w:shd w:fill="F5F6F8"/>
+            <w:tcMar>
+              <w:top w:w="80" w:type="dxa"/>
+              <w:bottom w:w="80" w:type="dxa"/>
+              <w:left w:w="140" w:type="dxa"/>
+              <w:right w:w="140" w:type="dxa"/>
+            </w:tcMar>
+            <w:tcBorders>
+              <w:left w:val="single" w:sz="18" w:space="0" w:color="CBD5E0"/>
+              <w:top w:val="none"/>
+              <w:right w:val="none"/>
+              <w:bottom w:val="none"/>
+            </w:tcBorders>
+          </w:tcPr>
+          <w:p>
+            <w:pPr>
+              <w:spacing w:line="240" w:lineRule="auto" w:after="0"/>
+            </w:pPr>
+            <w:r>
+              <w:rPr>
+                <w:rFonts w:ascii="Consolas" w:hAnsi="Consolas"/>
+                <w:color w:val="2D3748"/>
+                <w:sz w:val="18"/>
+              </w:rPr>
+              <w:t>int_0^T_s v_p(t) dt = V_C1 * D_1 * T_s - V_C2 * D_2 * T_s = 0</w:t>
+            </w:r>
+          </w:p>
+        </w:tc>
+      </w:tr>
+    </w:tbl>
+    <w:p/>
     <w:p>
       <w:pPr>
         <w:spacing w:after="80"/>
@@ -4441,11 +3653,10 @@
             </w:pPr>
             <w:r>
               <w:rPr>
-                <w:i/>
-                <w:color w:val="145AA0"/>
+                <w:color w:val="282C34"/>
                 <w:sz w:val="18"/>
               </w:rPr>
-              <w:t>V_{IN</w:t>
+              <w:t>V_IN</w:t>
             </w:r>
           </w:p>
         </w:tc>
@@ -4467,11 +3678,10 @@
             </w:pPr>
             <w:r>
               <w:rPr>
-                <w:i/>
-                <w:color w:val="145AA0"/>
+                <w:color w:val="282C34"/>
                 <w:sz w:val="18"/>
               </w:rPr>
-              <w:t>V_{IN</w:t>
+              <w:t>V_IN</w:t>
             </w:r>
           </w:p>
         </w:tc>
@@ -4493,11 +3703,10 @@
             </w:pPr>
             <w:r>
               <w:rPr>
-                <w:i/>
-                <w:color w:val="145AA0"/>
+                <w:color w:val="282C34"/>
                 <w:sz w:val="18"/>
               </w:rPr>
-              <w:t>2 \cdot V_{IN</w:t>
+              <w:t>2 * V_IN</w:t>
             </w:r>
           </w:p>
         </w:tc>
@@ -4545,11 +3754,10 @@
             </w:pPr>
             <w:r>
               <w:rPr>
-                <w:i/>
-                <w:color w:val="145AA0"/>
+                <w:color w:val="282C34"/>
                 <w:sz w:val="18"/>
               </w:rPr>
-              <w:t>2 ×</w:t>
+              <w:t>2 *</w:t>
             </w:r>
           </w:p>
         </w:tc>
@@ -4570,11 +3778,10 @@
             </w:pPr>
             <w:r>
               <w:rPr>
-                <w:i/>
-                <w:color w:val="145AA0"/>
+                <w:color w:val="282C34"/>
                 <w:sz w:val="18"/>
               </w:rPr>
-              <w:t>1 ×</w:t>
+              <w:t>1 *</w:t>
             </w:r>
           </w:p>
         </w:tc>
@@ -4595,11 +3802,10 @@
             </w:pPr>
             <w:r>
               <w:rPr>
-                <w:i/>
-                <w:color w:val="145AA0"/>
+                <w:color w:val="282C34"/>
                 <w:sz w:val="18"/>
               </w:rPr>
-              <w:t>1 ×</w:t>
+              <w:t>1 *</w:t>
             </w:r>
           </w:p>
         </w:tc>
@@ -4652,22 +3858,7 @@
                 <w:color w:val="282C34"/>
                 <w:sz w:val="18"/>
               </w:rPr>
-              <w:t xml:space="preserve">Excellent (Bidirectional </w:t>
-            </w:r>
-            <w:r>
-              <w:rPr>
-                <w:i/>
-                <w:color w:val="145AA0"/>
-                <w:sz w:val="18"/>
-              </w:rPr>
-              <w:t>± B</w:t>
-            </w:r>
-            <w:r>
-              <w:rPr>
-                <w:color w:val="282C34"/>
-                <w:sz w:val="18"/>
-              </w:rPr>
-              <w:t>)</w:t>
+              <w:t>Excellent (Bidirectional ± B)</w:t>
             </w:r>
           </w:p>
         </w:tc>
@@ -4692,22 +3883,7 @@
                 <w:color w:val="282C34"/>
                 <w:sz w:val="18"/>
               </w:rPr>
-              <w:t xml:space="preserve">Excellent (Bidirectional </w:t>
-            </w:r>
-            <w:r>
-              <w:rPr>
-                <w:i/>
-                <w:color w:val="145AA0"/>
-                <w:sz w:val="18"/>
-              </w:rPr>
-              <w:t>± B</w:t>
-            </w:r>
-            <w:r>
-              <w:rPr>
-                <w:color w:val="282C34"/>
-                <w:sz w:val="18"/>
-              </w:rPr>
-              <w:t>)</w:t>
+              <w:t>Excellent (Bidirectional ± B)</w:t>
             </w:r>
           </w:p>
         </w:tc>
@@ -4732,22 +3908,7 @@
                 <w:color w:val="282C34"/>
                 <w:sz w:val="18"/>
               </w:rPr>
-              <w:t xml:space="preserve">Excellent (Bidirectional </w:t>
-            </w:r>
-            <w:r>
-              <w:rPr>
-                <w:i/>
-                <w:color w:val="145AA0"/>
-                <w:sz w:val="18"/>
-              </w:rPr>
-              <w:t>± B</w:t>
-            </w:r>
-            <w:r>
-              <w:rPr>
-                <w:color w:val="282C34"/>
-                <w:sz w:val="18"/>
-              </w:rPr>
-              <w:t>)</w:t>
+              <w:t>Excellent (Bidirectional ± B)</w:t>
             </w:r>
           </w:p>
         </w:tc>
@@ -4997,11 +4158,10 @@
             </w:pPr>
             <w:r>
               <w:rPr>
-                <w:i/>
-                <w:color w:val="145AA0"/>
+                <w:color w:val="282C34"/>
                 <w:sz w:val="18"/>
               </w:rPr>
-              <w:t>100\,W \dots 500\,W</w:t>
+              <w:t>100 W ... 500 W</w:t>
             </w:r>
           </w:p>
         </w:tc>
@@ -5022,11 +4182,10 @@
             </w:pPr>
             <w:r>
               <w:rPr>
-                <w:i/>
-                <w:color w:val="145AA0"/>
+                <w:color w:val="282C34"/>
                 <w:sz w:val="18"/>
               </w:rPr>
-              <w:t>500\,W \dots 10\,kW+</w:t>
+              <w:t>500 W ... 10 kW+</w:t>
             </w:r>
           </w:p>
         </w:tc>
@@ -5047,33 +4206,10 @@
             </w:pPr>
             <w:r>
               <w:rPr>
-                <w:i/>
-                <w:color w:val="145AA0"/>
-                <w:sz w:val="18"/>
-              </w:rPr>
-              <w:t>50\,W \dots 500\,W</w:t>
-            </w:r>
-            <w:r>
-              <w:rPr>
                 <w:color w:val="282C34"/>
                 <w:sz w:val="18"/>
               </w:rPr>
-              <w:t xml:space="preserve"> (Low </w:t>
-            </w:r>
-            <w:r>
-              <w:rPr>
-                <w:i/>
-                <w:color w:val="145AA0"/>
-                <w:sz w:val="18"/>
-              </w:rPr>
-              <w:t>V_{IN</w:t>
-            </w:r>
-            <w:r>
-              <w:rPr>
-                <w:color w:val="282C34"/>
-                <w:sz w:val="18"/>
-              </w:rPr>
-              <w:t>)</w:t>
+              <w:t>50 W ... 500 W (Low V_IN)</w:t>
             </w:r>
           </w:p>
         </w:tc>
@@ -5120,22 +4256,7 @@
           <w:color w:val="282C34"/>
           <w:sz w:val="21"/>
         </w:rPr>
-        <w:t xml:space="preserve">: Use low-ESR, high-ripple-current metalized polypropylene (MKP) film capacitors or ceramic arrays in parallel with bulk electrolytics for </w:t>
-      </w:r>
-      <w:r>
-        <w:rPr>
-          <w:i/>
-          <w:color w:val="145AA0"/>
-          <w:sz w:val="21"/>
-        </w:rPr>
-        <w:t>C_1, C_2</w:t>
-      </w:r>
-      <w:r>
-        <w:rPr>
-          <w:color w:val="282C34"/>
-          <w:sz w:val="21"/>
-        </w:rPr>
-        <w:t>. Electrolytic capacitors alone cannot handle high-frequency charging pulses without excessive heating.</w:t>
+        <w:t>: Use low-ESR, high-ripple-current metalized polypropylene (MKP) film capacitors or ceramic arrays in parallel with bulk electrolytics for C_1, C_2. Electrolytic capacitors alone cannot handle high-frequency charging pulses without excessive heating.</w:t>
       </w:r>
     </w:p>
     <w:p>
@@ -5157,22 +4278,7 @@
           <w:color w:val="282C34"/>
           <w:sz w:val="21"/>
         </w:rPr>
-        <w:t>: Implement a bootstrap diode with ultra-fast reverse recovery (</w:t>
-      </w:r>
-      <w:r>
-        <w:rPr>
-          <w:i/>
-          <w:color w:val="145AA0"/>
-          <w:sz w:val="21"/>
-        </w:rPr>
-        <w:t>t_{rr &lt; 25\,ns</w:t>
-      </w:r>
-      <w:r>
-        <w:rPr>
-          <w:color w:val="282C34"/>
-          <w:sz w:val="21"/>
-        </w:rPr>
-        <w:t>) and a high-voltage gate driver IC (e.g., UCC27712, IR2110) or pulse transformer drive.</w:t>
+        <w:t>: Implement a bootstrap diode with ultra-fast reverse recovery (t_rr &lt; 25 ns) and a high-voltage gate driver IC (e.g., UCC27712, IR2110) or pulse transformer drive.</w:t>
       </w:r>
     </w:p>
     <w:p>
@@ -5194,22 +4300,7 @@
           <w:color w:val="282C34"/>
           <w:sz w:val="21"/>
         </w:rPr>
-        <w:t xml:space="preserve">: Minimize loop area between switch midpoint node, transformer primary, and the capacitor divider junction to limit high-frequency </w:t>
-      </w:r>
-      <w:r>
-        <w:rPr>
-          <w:i/>
-          <w:color w:val="145AA0"/>
-          <w:sz w:val="21"/>
-        </w:rPr>
-        <w:t>dv/dt</w:t>
-      </w:r>
-      <w:r>
-        <w:rPr>
-          <w:color w:val="282C34"/>
-          <w:sz w:val="21"/>
-        </w:rPr>
-        <w:t xml:space="preserve"> radiated EMI.</w:t>
+        <w:t>: Minimize loop area between switch midpoint node, transformer primary, and the capacitor divider junction to limit high-frequency dv/dt radiated EMI.</w:t>
       </w:r>
     </w:p>
     <w:sectPr>
